--- a/Assignment 8/GUI.docx
+++ b/Assignment 8/GUI.docx
@@ -59,16 +59,14 @@
         </w:rPr>
         <w:t>nterface</w:t>
       </w:r>
-    </w:p>
-    <w:p>
-      <w:pPr>
-        <w:jc w:val="center"/>
+      <w:r>
         <w:rPr>
           <w:rFonts w:ascii="Times New Roman" w:hAnsi="Times New Roman" w:cs="Times New Roman"/>
           <w:sz w:val="32"/>
           <w:szCs w:val="32"/>
         </w:rPr>
-      </w:pPr>
+        <w:t xml:space="preserve"> </w:t>
+      </w:r>
       <w:r>
         <w:rPr>
           <w:rFonts w:ascii="Times New Roman" w:hAnsi="Times New Roman" w:cs="Times New Roman"/>
@@ -171,7 +169,21 @@
         <w:rPr>
           <w:rFonts w:ascii="Times New Roman" w:hAnsi="Times New Roman" w:cs="Times New Roman"/>
         </w:rPr>
-        <w:t>This Python program creates a graphical user interface (GUI) student form using the Tkinter library. It collects user inputs such as name, age, gender, selected subjects, and grade. Various widgets like labels, entry fields, radio buttons, checkboxes, and a combobox are used to design the interface. The submit function retrieves the entered data and displays it in a text box within the same window. Boolean variables handle multiple subject selections, while StringVar manages gender input. The place() geometry manager is used for positioning elements. This program demonstrates event-driven programming, user input handling, and basic GUI design in Python.</w:t>
+        <w:t xml:space="preserve">This Python program creates a graphical user interface (GUI) student form using the Tkinter library. It collects user inputs such as name, age, gender, selected subjects, and grade. Various widgets like labels, entry fields, radio buttons, checkboxes, and a combobox are used to design the interface. The submit function retrieves the entered data and displays it in a text box within the same window. Boolean variables handle multiple subject selections, while StringVar manages gender input. The </w:t>
+      </w:r>
+      <w:proofErr w:type="gramStart"/>
+      <w:r>
+        <w:rPr>
+          <w:rFonts w:ascii="Times New Roman" w:hAnsi="Times New Roman" w:cs="Times New Roman"/>
+        </w:rPr>
+        <w:t>place(</w:t>
+      </w:r>
+      <w:proofErr w:type="gramEnd"/>
+      <w:r>
+        <w:rPr>
+          <w:rFonts w:ascii="Times New Roman" w:hAnsi="Times New Roman" w:cs="Times New Roman"/>
+        </w:rPr>
+        <w:t>) geometry manager is used for positioning elements. This program demonstrates event-driven programming, user input handling, and basic GUI design in Python.</w:t>
       </w:r>
     </w:p>
     <w:p>
@@ -229,46 +241,102 @@
         <w:rPr>
           <w:rFonts w:ascii="Times New Roman" w:hAnsi="Times New Roman" w:cs="Times New Roman"/>
         </w:rPr>
-        <w:t>def submit_form():</w:t>
-      </w:r>
-    </w:p>
-    <w:p>
-      <w:pPr>
-        <w:rPr>
-          <w:rFonts w:ascii="Times New Roman" w:hAnsi="Times New Roman" w:cs="Times New Roman"/>
-        </w:rPr>
-      </w:pPr>
-      <w:r>
-        <w:rPr>
-          <w:rFonts w:ascii="Times New Roman" w:hAnsi="Times New Roman" w:cs="Times New Roman"/>
-        </w:rPr>
-        <w:t xml:space="preserve">    name = name_entry.get()</w:t>
-      </w:r>
-    </w:p>
-    <w:p>
-      <w:pPr>
-        <w:rPr>
-          <w:rFonts w:ascii="Times New Roman" w:hAnsi="Times New Roman" w:cs="Times New Roman"/>
-        </w:rPr>
-      </w:pPr>
-      <w:r>
-        <w:rPr>
-          <w:rFonts w:ascii="Times New Roman" w:hAnsi="Times New Roman" w:cs="Times New Roman"/>
-        </w:rPr>
-        <w:t xml:space="preserve">    age = age_entry.get()</w:t>
-      </w:r>
-    </w:p>
-    <w:p>
-      <w:pPr>
-        <w:rPr>
-          <w:rFonts w:ascii="Times New Roman" w:hAnsi="Times New Roman" w:cs="Times New Roman"/>
-        </w:rPr>
-      </w:pPr>
-      <w:r>
-        <w:rPr>
-          <w:rFonts w:ascii="Times New Roman" w:hAnsi="Times New Roman" w:cs="Times New Roman"/>
-        </w:rPr>
-        <w:t xml:space="preserve">    gender = gender_var.get()</w:t>
+        <w:t>def submit_</w:t>
+      </w:r>
+      <w:proofErr w:type="gramStart"/>
+      <w:r>
+        <w:rPr>
+          <w:rFonts w:ascii="Times New Roman" w:hAnsi="Times New Roman" w:cs="Times New Roman"/>
+        </w:rPr>
+        <w:t>form(</w:t>
+      </w:r>
+      <w:proofErr w:type="gramEnd"/>
+      <w:r>
+        <w:rPr>
+          <w:rFonts w:ascii="Times New Roman" w:hAnsi="Times New Roman" w:cs="Times New Roman"/>
+        </w:rPr>
+        <w:t>):</w:t>
+      </w:r>
+    </w:p>
+    <w:p>
+      <w:pPr>
+        <w:rPr>
+          <w:rFonts w:ascii="Times New Roman" w:hAnsi="Times New Roman" w:cs="Times New Roman"/>
+        </w:rPr>
+      </w:pPr>
+      <w:r>
+        <w:rPr>
+          <w:rFonts w:ascii="Times New Roman" w:hAnsi="Times New Roman" w:cs="Times New Roman"/>
+        </w:rPr>
+        <w:t xml:space="preserve">    name = </w:t>
+      </w:r>
+      <w:proofErr w:type="gramStart"/>
+      <w:r>
+        <w:rPr>
+          <w:rFonts w:ascii="Times New Roman" w:hAnsi="Times New Roman" w:cs="Times New Roman"/>
+        </w:rPr>
+        <w:t>name_entry.get(</w:t>
+      </w:r>
+      <w:proofErr w:type="gramEnd"/>
+      <w:r>
+        <w:rPr>
+          <w:rFonts w:ascii="Times New Roman" w:hAnsi="Times New Roman" w:cs="Times New Roman"/>
+        </w:rPr>
+        <w:t>)</w:t>
+      </w:r>
+    </w:p>
+    <w:p>
+      <w:pPr>
+        <w:rPr>
+          <w:rFonts w:ascii="Times New Roman" w:hAnsi="Times New Roman" w:cs="Times New Roman"/>
+        </w:rPr>
+      </w:pPr>
+      <w:r>
+        <w:rPr>
+          <w:rFonts w:ascii="Times New Roman" w:hAnsi="Times New Roman" w:cs="Times New Roman"/>
+        </w:rPr>
+        <w:t xml:space="preserve">    age = </w:t>
+      </w:r>
+      <w:proofErr w:type="gramStart"/>
+      <w:r>
+        <w:rPr>
+          <w:rFonts w:ascii="Times New Roman" w:hAnsi="Times New Roman" w:cs="Times New Roman"/>
+        </w:rPr>
+        <w:t>age_entry.get(</w:t>
+      </w:r>
+      <w:proofErr w:type="gramEnd"/>
+      <w:r>
+        <w:rPr>
+          <w:rFonts w:ascii="Times New Roman" w:hAnsi="Times New Roman" w:cs="Times New Roman"/>
+        </w:rPr>
+        <w:t>)</w:t>
+      </w:r>
+    </w:p>
+    <w:p>
+      <w:pPr>
+        <w:rPr>
+          <w:rFonts w:ascii="Times New Roman" w:hAnsi="Times New Roman" w:cs="Times New Roman"/>
+        </w:rPr>
+      </w:pPr>
+      <w:r>
+        <w:rPr>
+          <w:rFonts w:ascii="Times New Roman" w:hAnsi="Times New Roman" w:cs="Times New Roman"/>
+        </w:rPr>
+        <w:t xml:space="preserve">    gender = </w:t>
+      </w:r>
+      <w:proofErr w:type="gramStart"/>
+      <w:r>
+        <w:rPr>
+          <w:rFonts w:ascii="Times New Roman" w:hAnsi="Times New Roman" w:cs="Times New Roman"/>
+        </w:rPr>
+        <w:t>gender_var.get(</w:t>
+      </w:r>
+      <w:proofErr w:type="gramEnd"/>
+      <w:r>
+        <w:rPr>
+          <w:rFonts w:ascii="Times New Roman" w:hAnsi="Times New Roman" w:cs="Times New Roman"/>
+        </w:rPr>
+        <w:t>)</w:t>
       </w:r>
     </w:p>
     <w:p>
@@ -294,189 +362,470 @@
         <w:rPr>
           <w:rFonts w:ascii="Times New Roman" w:hAnsi="Times New Roman" w:cs="Times New Roman"/>
         </w:rPr>
-        <w:t xml:space="preserve">    if math_var.get():</w:t>
-      </w:r>
-    </w:p>
-    <w:p>
-      <w:pPr>
-        <w:rPr>
-          <w:rFonts w:ascii="Times New Roman" w:hAnsi="Times New Roman" w:cs="Times New Roman"/>
-        </w:rPr>
-      </w:pPr>
-      <w:r>
-        <w:rPr>
-          <w:rFonts w:ascii="Times New Roman" w:hAnsi="Times New Roman" w:cs="Times New Roman"/>
-        </w:rPr>
-        <w:t xml:space="preserve">        subjects.append("Math")</w:t>
-      </w:r>
-    </w:p>
-    <w:p>
-      <w:pPr>
-        <w:rPr>
-          <w:rFonts w:ascii="Times New Roman" w:hAnsi="Times New Roman" w:cs="Times New Roman"/>
-        </w:rPr>
-      </w:pPr>
-      <w:r>
-        <w:rPr>
-          <w:rFonts w:ascii="Times New Roman" w:hAnsi="Times New Roman" w:cs="Times New Roman"/>
-        </w:rPr>
-        <w:t xml:space="preserve">    if sci_var.get():</w:t>
-      </w:r>
-    </w:p>
-    <w:p>
-      <w:pPr>
-        <w:rPr>
-          <w:rFonts w:ascii="Times New Roman" w:hAnsi="Times New Roman" w:cs="Times New Roman"/>
-        </w:rPr>
-      </w:pPr>
-      <w:r>
-        <w:rPr>
-          <w:rFonts w:ascii="Times New Roman" w:hAnsi="Times New Roman" w:cs="Times New Roman"/>
-        </w:rPr>
-        <w:t xml:space="preserve">        subjects.append("Sci")</w:t>
-      </w:r>
-    </w:p>
-    <w:p>
-      <w:pPr>
-        <w:rPr>
-          <w:rFonts w:ascii="Times New Roman" w:hAnsi="Times New Roman" w:cs="Times New Roman"/>
-        </w:rPr>
-      </w:pPr>
-      <w:r>
-        <w:rPr>
-          <w:rFonts w:ascii="Times New Roman" w:hAnsi="Times New Roman" w:cs="Times New Roman"/>
-        </w:rPr>
-        <w:t xml:space="preserve">    if eng_var.get():</w:t>
-      </w:r>
-    </w:p>
-    <w:p>
-      <w:pPr>
-        <w:rPr>
-          <w:rFonts w:ascii="Times New Roman" w:hAnsi="Times New Roman" w:cs="Times New Roman"/>
-        </w:rPr>
-      </w:pPr>
-      <w:r>
-        <w:rPr>
-          <w:rFonts w:ascii="Times New Roman" w:hAnsi="Times New Roman" w:cs="Times New Roman"/>
-        </w:rPr>
-        <w:t xml:space="preserve">        subjects.append("Eng")</w:t>
-      </w:r>
-    </w:p>
-    <w:p>
-      <w:pPr>
-        <w:rPr>
-          <w:rFonts w:ascii="Times New Roman" w:hAnsi="Times New Roman" w:cs="Times New Roman"/>
-        </w:rPr>
-      </w:pPr>
-      <w:r>
-        <w:rPr>
-          <w:rFonts w:ascii="Times New Roman" w:hAnsi="Times New Roman" w:cs="Times New Roman"/>
-        </w:rPr>
-        <w:t xml:space="preserve">    grade = grade_combobox.get()</w:t>
-      </w:r>
-    </w:p>
-    <w:p>
-      <w:pPr>
-        <w:rPr>
-          <w:rFonts w:ascii="Times New Roman" w:hAnsi="Times New Roman" w:cs="Times New Roman"/>
-        </w:rPr>
-      </w:pPr>
-    </w:p>
-    <w:p>
-      <w:pPr>
-        <w:rPr>
-          <w:rFonts w:ascii="Times New Roman" w:hAnsi="Times New Roman" w:cs="Times New Roman"/>
-        </w:rPr>
-      </w:pPr>
-      <w:r>
-        <w:rPr>
-          <w:rFonts w:ascii="Times New Roman" w:hAnsi="Times New Roman" w:cs="Times New Roman"/>
-        </w:rPr>
-        <w:t xml:space="preserve">    textbox.insert(tk.END, f"Name:{name}\n")</w:t>
-      </w:r>
-    </w:p>
-    <w:p>
-      <w:pPr>
-        <w:rPr>
-          <w:rFonts w:ascii="Times New Roman" w:hAnsi="Times New Roman" w:cs="Times New Roman"/>
-        </w:rPr>
-      </w:pPr>
-      <w:r>
-        <w:rPr>
-          <w:rFonts w:ascii="Times New Roman" w:hAnsi="Times New Roman" w:cs="Times New Roman"/>
-        </w:rPr>
-        <w:t xml:space="preserve">    textbox.insert(tk.END, f"Age:{age}\n")</w:t>
-      </w:r>
-    </w:p>
-    <w:p>
-      <w:pPr>
-        <w:rPr>
-          <w:rFonts w:ascii="Times New Roman" w:hAnsi="Times New Roman" w:cs="Times New Roman"/>
-        </w:rPr>
-      </w:pPr>
-      <w:r>
-        <w:rPr>
-          <w:rFonts w:ascii="Times New Roman" w:hAnsi="Times New Roman" w:cs="Times New Roman"/>
-        </w:rPr>
-        <w:t xml:space="preserve">    textbox.insert(tk.END, f"Gender:{gender}\n")</w:t>
-      </w:r>
-    </w:p>
-    <w:p>
-      <w:pPr>
-        <w:rPr>
-          <w:rFonts w:ascii="Times New Roman" w:hAnsi="Times New Roman" w:cs="Times New Roman"/>
-        </w:rPr>
-      </w:pPr>
-      <w:r>
-        <w:rPr>
-          <w:rFonts w:ascii="Times New Roman" w:hAnsi="Times New Roman" w:cs="Times New Roman"/>
-        </w:rPr>
-        <w:t xml:space="preserve">    textbox.insert(tk.END, f"Subjects:{','.join(subjects)}\n")</w:t>
-      </w:r>
-    </w:p>
-    <w:p>
-      <w:pPr>
-        <w:rPr>
-          <w:rFonts w:ascii="Times New Roman" w:hAnsi="Times New Roman" w:cs="Times New Roman"/>
-        </w:rPr>
-      </w:pPr>
-      <w:r>
-        <w:rPr>
-          <w:rFonts w:ascii="Times New Roman" w:hAnsi="Times New Roman" w:cs="Times New Roman"/>
-        </w:rPr>
-        <w:t xml:space="preserve">    textbox.insert(tk.END, f"Grade:{grade}\n")</w:t>
-      </w:r>
-    </w:p>
-    <w:p>
-      <w:pPr>
-        <w:rPr>
-          <w:rFonts w:ascii="Times New Roman" w:hAnsi="Times New Roman" w:cs="Times New Roman"/>
-        </w:rPr>
-      </w:pPr>
-      <w:r>
-        <w:rPr>
-          <w:rFonts w:ascii="Times New Roman" w:hAnsi="Times New Roman" w:cs="Times New Roman"/>
-        </w:rPr>
-        <w:t xml:space="preserve">    textbox.insert(tk.END, f"~"*40+"\n")</w:t>
-      </w:r>
-    </w:p>
-    <w:p>
-      <w:pPr>
-        <w:rPr>
-          <w:rFonts w:ascii="Times New Roman" w:hAnsi="Times New Roman" w:cs="Times New Roman"/>
-        </w:rPr>
-      </w:pPr>
-    </w:p>
-    <w:p>
-      <w:pPr>
-        <w:rPr>
-          <w:rFonts w:ascii="Times New Roman" w:hAnsi="Times New Roman" w:cs="Times New Roman"/>
-        </w:rPr>
-      </w:pPr>
-      <w:r>
-        <w:rPr>
-          <w:rFonts w:ascii="Times New Roman" w:hAnsi="Times New Roman" w:cs="Times New Roman"/>
-        </w:rPr>
+        <w:t xml:space="preserve">    if </w:t>
+      </w:r>
+      <w:proofErr w:type="gramStart"/>
+      <w:r>
+        <w:rPr>
+          <w:rFonts w:ascii="Times New Roman" w:hAnsi="Times New Roman" w:cs="Times New Roman"/>
+        </w:rPr>
+        <w:t>math_var.get(</w:t>
+      </w:r>
+      <w:proofErr w:type="gramEnd"/>
+      <w:r>
+        <w:rPr>
+          <w:rFonts w:ascii="Times New Roman" w:hAnsi="Times New Roman" w:cs="Times New Roman"/>
+        </w:rPr>
+        <w:t>):</w:t>
+      </w:r>
+    </w:p>
+    <w:p>
+      <w:pPr>
+        <w:rPr>
+          <w:rFonts w:ascii="Times New Roman" w:hAnsi="Times New Roman" w:cs="Times New Roman"/>
+        </w:rPr>
+      </w:pPr>
+      <w:r>
+        <w:rPr>
+          <w:rFonts w:ascii="Times New Roman" w:hAnsi="Times New Roman" w:cs="Times New Roman"/>
+        </w:rPr>
+        <w:t xml:space="preserve">        </w:t>
+      </w:r>
+      <w:proofErr w:type="gramStart"/>
+      <w:r>
+        <w:rPr>
+          <w:rFonts w:ascii="Times New Roman" w:hAnsi="Times New Roman" w:cs="Times New Roman"/>
+        </w:rPr>
+        <w:t>subjects.append</w:t>
+      </w:r>
+      <w:proofErr w:type="gramEnd"/>
+      <w:r>
+        <w:rPr>
+          <w:rFonts w:ascii="Times New Roman" w:hAnsi="Times New Roman" w:cs="Times New Roman"/>
+        </w:rPr>
+        <w:t>("Math")</w:t>
+      </w:r>
+    </w:p>
+    <w:p>
+      <w:pPr>
+        <w:rPr>
+          <w:rFonts w:ascii="Times New Roman" w:hAnsi="Times New Roman" w:cs="Times New Roman"/>
+        </w:rPr>
+      </w:pPr>
+      <w:r>
+        <w:rPr>
+          <w:rFonts w:ascii="Times New Roman" w:hAnsi="Times New Roman" w:cs="Times New Roman"/>
+        </w:rPr>
+        <w:t xml:space="preserve">    if </w:t>
+      </w:r>
+      <w:proofErr w:type="gramStart"/>
+      <w:r>
+        <w:rPr>
+          <w:rFonts w:ascii="Times New Roman" w:hAnsi="Times New Roman" w:cs="Times New Roman"/>
+        </w:rPr>
+        <w:t>sci_var.get(</w:t>
+      </w:r>
+      <w:proofErr w:type="gramEnd"/>
+      <w:r>
+        <w:rPr>
+          <w:rFonts w:ascii="Times New Roman" w:hAnsi="Times New Roman" w:cs="Times New Roman"/>
+        </w:rPr>
+        <w:t>):</w:t>
+      </w:r>
+    </w:p>
+    <w:p>
+      <w:pPr>
+        <w:rPr>
+          <w:rFonts w:ascii="Times New Roman" w:hAnsi="Times New Roman" w:cs="Times New Roman"/>
+        </w:rPr>
+      </w:pPr>
+      <w:r>
+        <w:rPr>
+          <w:rFonts w:ascii="Times New Roman" w:hAnsi="Times New Roman" w:cs="Times New Roman"/>
+        </w:rPr>
+        <w:t xml:space="preserve">        </w:t>
+      </w:r>
+      <w:proofErr w:type="gramStart"/>
+      <w:r>
+        <w:rPr>
+          <w:rFonts w:ascii="Times New Roman" w:hAnsi="Times New Roman" w:cs="Times New Roman"/>
+        </w:rPr>
+        <w:t>subjects.append</w:t>
+      </w:r>
+      <w:proofErr w:type="gramEnd"/>
+      <w:r>
+        <w:rPr>
+          <w:rFonts w:ascii="Times New Roman" w:hAnsi="Times New Roman" w:cs="Times New Roman"/>
+        </w:rPr>
+        <w:t>("Sci")</w:t>
+      </w:r>
+    </w:p>
+    <w:p>
+      <w:pPr>
+        <w:rPr>
+          <w:rFonts w:ascii="Times New Roman" w:hAnsi="Times New Roman" w:cs="Times New Roman"/>
+        </w:rPr>
+      </w:pPr>
+      <w:r>
+        <w:rPr>
+          <w:rFonts w:ascii="Times New Roman" w:hAnsi="Times New Roman" w:cs="Times New Roman"/>
+        </w:rPr>
+        <w:t xml:space="preserve">    if </w:t>
+      </w:r>
+      <w:proofErr w:type="gramStart"/>
+      <w:r>
+        <w:rPr>
+          <w:rFonts w:ascii="Times New Roman" w:hAnsi="Times New Roman" w:cs="Times New Roman"/>
+        </w:rPr>
+        <w:t>eng_var.get(</w:t>
+      </w:r>
+      <w:proofErr w:type="gramEnd"/>
+      <w:r>
+        <w:rPr>
+          <w:rFonts w:ascii="Times New Roman" w:hAnsi="Times New Roman" w:cs="Times New Roman"/>
+        </w:rPr>
+        <w:t>):</w:t>
+      </w:r>
+    </w:p>
+    <w:p>
+      <w:pPr>
+        <w:rPr>
+          <w:rFonts w:ascii="Times New Roman" w:hAnsi="Times New Roman" w:cs="Times New Roman"/>
+        </w:rPr>
+      </w:pPr>
+      <w:r>
+        <w:rPr>
+          <w:rFonts w:ascii="Times New Roman" w:hAnsi="Times New Roman" w:cs="Times New Roman"/>
+        </w:rPr>
+        <w:t xml:space="preserve">        </w:t>
+      </w:r>
+      <w:proofErr w:type="gramStart"/>
+      <w:r>
+        <w:rPr>
+          <w:rFonts w:ascii="Times New Roman" w:hAnsi="Times New Roman" w:cs="Times New Roman"/>
+        </w:rPr>
+        <w:t>subjects.append</w:t>
+      </w:r>
+      <w:proofErr w:type="gramEnd"/>
+      <w:r>
+        <w:rPr>
+          <w:rFonts w:ascii="Times New Roman" w:hAnsi="Times New Roman" w:cs="Times New Roman"/>
+        </w:rPr>
+        <w:t>("Eng")</w:t>
+      </w:r>
+    </w:p>
+    <w:p>
+      <w:pPr>
+        <w:rPr>
+          <w:rFonts w:ascii="Times New Roman" w:hAnsi="Times New Roman" w:cs="Times New Roman"/>
+        </w:rPr>
+      </w:pPr>
+      <w:r>
+        <w:rPr>
+          <w:rFonts w:ascii="Times New Roman" w:hAnsi="Times New Roman" w:cs="Times New Roman"/>
+        </w:rPr>
+        <w:t xml:space="preserve">    grade = </w:t>
+      </w:r>
+      <w:proofErr w:type="gramStart"/>
+      <w:r>
+        <w:rPr>
+          <w:rFonts w:ascii="Times New Roman" w:hAnsi="Times New Roman" w:cs="Times New Roman"/>
+        </w:rPr>
+        <w:t>grade_combobox.get(</w:t>
+      </w:r>
+      <w:proofErr w:type="gramEnd"/>
+      <w:r>
+        <w:rPr>
+          <w:rFonts w:ascii="Times New Roman" w:hAnsi="Times New Roman" w:cs="Times New Roman"/>
+        </w:rPr>
+        <w:t>)</w:t>
+      </w:r>
+    </w:p>
+    <w:p>
+      <w:pPr>
+        <w:rPr>
+          <w:rFonts w:ascii="Times New Roman" w:hAnsi="Times New Roman" w:cs="Times New Roman"/>
+        </w:rPr>
+      </w:pPr>
+    </w:p>
+    <w:p>
+      <w:pPr>
+        <w:rPr>
+          <w:rFonts w:ascii="Times New Roman" w:hAnsi="Times New Roman" w:cs="Times New Roman"/>
+        </w:rPr>
+      </w:pPr>
+      <w:r>
+        <w:rPr>
+          <w:rFonts w:ascii="Times New Roman" w:hAnsi="Times New Roman" w:cs="Times New Roman"/>
+        </w:rPr>
+        <w:t xml:space="preserve">    </w:t>
+      </w:r>
+      <w:proofErr w:type="gramStart"/>
+      <w:r>
+        <w:rPr>
+          <w:rFonts w:ascii="Times New Roman" w:hAnsi="Times New Roman" w:cs="Times New Roman"/>
+        </w:rPr>
+        <w:t>textbox.insert</w:t>
+      </w:r>
+      <w:proofErr w:type="gramEnd"/>
+      <w:r>
+        <w:rPr>
+          <w:rFonts w:ascii="Times New Roman" w:hAnsi="Times New Roman" w:cs="Times New Roman"/>
+        </w:rPr>
+        <w:t>(tk.END, f"</w:t>
+      </w:r>
+      <w:proofErr w:type="gramStart"/>
+      <w:r>
+        <w:rPr>
+          <w:rFonts w:ascii="Times New Roman" w:hAnsi="Times New Roman" w:cs="Times New Roman"/>
+        </w:rPr>
+        <w:t>Name:{</w:t>
+      </w:r>
+      <w:proofErr w:type="gramEnd"/>
+      <w:r>
+        <w:rPr>
+          <w:rFonts w:ascii="Times New Roman" w:hAnsi="Times New Roman" w:cs="Times New Roman"/>
+        </w:rPr>
+        <w:t>name}\n")</w:t>
+      </w:r>
+    </w:p>
+    <w:p>
+      <w:pPr>
+        <w:rPr>
+          <w:rFonts w:ascii="Times New Roman" w:hAnsi="Times New Roman" w:cs="Times New Roman"/>
+        </w:rPr>
+      </w:pPr>
+      <w:r>
+        <w:rPr>
+          <w:rFonts w:ascii="Times New Roman" w:hAnsi="Times New Roman" w:cs="Times New Roman"/>
+        </w:rPr>
+        <w:t xml:space="preserve">    </w:t>
+      </w:r>
+      <w:proofErr w:type="gramStart"/>
+      <w:r>
+        <w:rPr>
+          <w:rFonts w:ascii="Times New Roman" w:hAnsi="Times New Roman" w:cs="Times New Roman"/>
+        </w:rPr>
+        <w:t>textbox.insert</w:t>
+      </w:r>
+      <w:proofErr w:type="gramEnd"/>
+      <w:r>
+        <w:rPr>
+          <w:rFonts w:ascii="Times New Roman" w:hAnsi="Times New Roman" w:cs="Times New Roman"/>
+        </w:rPr>
+        <w:t>(tk.END, f"</w:t>
+      </w:r>
+      <w:proofErr w:type="gramStart"/>
+      <w:r>
+        <w:rPr>
+          <w:rFonts w:ascii="Times New Roman" w:hAnsi="Times New Roman" w:cs="Times New Roman"/>
+        </w:rPr>
+        <w:t>Age:{</w:t>
+      </w:r>
+      <w:proofErr w:type="gramEnd"/>
+      <w:r>
+        <w:rPr>
+          <w:rFonts w:ascii="Times New Roman" w:hAnsi="Times New Roman" w:cs="Times New Roman"/>
+        </w:rPr>
+        <w:t>age}\n")</w:t>
+      </w:r>
+    </w:p>
+    <w:p>
+      <w:pPr>
+        <w:rPr>
+          <w:rFonts w:ascii="Times New Roman" w:hAnsi="Times New Roman" w:cs="Times New Roman"/>
+        </w:rPr>
+      </w:pPr>
+      <w:r>
+        <w:rPr>
+          <w:rFonts w:ascii="Times New Roman" w:hAnsi="Times New Roman" w:cs="Times New Roman"/>
+        </w:rPr>
+        <w:t xml:space="preserve">    </w:t>
+      </w:r>
+      <w:proofErr w:type="gramStart"/>
+      <w:r>
+        <w:rPr>
+          <w:rFonts w:ascii="Times New Roman" w:hAnsi="Times New Roman" w:cs="Times New Roman"/>
+        </w:rPr>
+        <w:t>textbox.insert</w:t>
+      </w:r>
+      <w:proofErr w:type="gramEnd"/>
+      <w:r>
+        <w:rPr>
+          <w:rFonts w:ascii="Times New Roman" w:hAnsi="Times New Roman" w:cs="Times New Roman"/>
+        </w:rPr>
+        <w:t>(tk.END, f"</w:t>
+      </w:r>
+      <w:proofErr w:type="gramStart"/>
+      <w:r>
+        <w:rPr>
+          <w:rFonts w:ascii="Times New Roman" w:hAnsi="Times New Roman" w:cs="Times New Roman"/>
+        </w:rPr>
+        <w:t>Gender:{</w:t>
+      </w:r>
+      <w:proofErr w:type="gramEnd"/>
+      <w:r>
+        <w:rPr>
+          <w:rFonts w:ascii="Times New Roman" w:hAnsi="Times New Roman" w:cs="Times New Roman"/>
+        </w:rPr>
+        <w:t>gender}\n")</w:t>
+      </w:r>
+    </w:p>
+    <w:p>
+      <w:pPr>
+        <w:rPr>
+          <w:rFonts w:ascii="Times New Roman" w:hAnsi="Times New Roman" w:cs="Times New Roman"/>
+        </w:rPr>
+      </w:pPr>
+      <w:r>
+        <w:rPr>
+          <w:rFonts w:ascii="Times New Roman" w:hAnsi="Times New Roman" w:cs="Times New Roman"/>
+        </w:rPr>
+        <w:t xml:space="preserve">    </w:t>
+      </w:r>
+      <w:proofErr w:type="gramStart"/>
+      <w:r>
+        <w:rPr>
+          <w:rFonts w:ascii="Times New Roman" w:hAnsi="Times New Roman" w:cs="Times New Roman"/>
+        </w:rPr>
+        <w:t>textbox.insert</w:t>
+      </w:r>
+      <w:proofErr w:type="gramEnd"/>
+      <w:r>
+        <w:rPr>
+          <w:rFonts w:ascii="Times New Roman" w:hAnsi="Times New Roman" w:cs="Times New Roman"/>
+        </w:rPr>
+        <w:t>(tk.END, f"</w:t>
+      </w:r>
+      <w:proofErr w:type="gramStart"/>
+      <w:r>
+        <w:rPr>
+          <w:rFonts w:ascii="Times New Roman" w:hAnsi="Times New Roman" w:cs="Times New Roman"/>
+        </w:rPr>
+        <w:t>Subjects:{</w:t>
+      </w:r>
+      <w:proofErr w:type="gramEnd"/>
+      <w:r>
+        <w:rPr>
+          <w:rFonts w:ascii="Times New Roman" w:hAnsi="Times New Roman" w:cs="Times New Roman"/>
+        </w:rPr>
+        <w:t>',</w:t>
+      </w:r>
+      <w:proofErr w:type="gramStart"/>
+      <w:r>
+        <w:rPr>
+          <w:rFonts w:ascii="Times New Roman" w:hAnsi="Times New Roman" w:cs="Times New Roman"/>
+        </w:rPr>
+        <w:t>'.join</w:t>
+      </w:r>
+      <w:proofErr w:type="gramEnd"/>
+      <w:r>
+        <w:rPr>
+          <w:rFonts w:ascii="Times New Roman" w:hAnsi="Times New Roman" w:cs="Times New Roman"/>
+        </w:rPr>
+        <w:t>(subjects</w:t>
+      </w:r>
+      <w:proofErr w:type="gramStart"/>
+      <w:r>
+        <w:rPr>
+          <w:rFonts w:ascii="Times New Roman" w:hAnsi="Times New Roman" w:cs="Times New Roman"/>
+        </w:rPr>
+        <w:t>)}\</w:t>
+      </w:r>
+      <w:proofErr w:type="gramEnd"/>
+      <w:r>
+        <w:rPr>
+          <w:rFonts w:ascii="Times New Roman" w:hAnsi="Times New Roman" w:cs="Times New Roman"/>
+        </w:rPr>
+        <w:t>n")</w:t>
+      </w:r>
+    </w:p>
+    <w:p>
+      <w:pPr>
+        <w:rPr>
+          <w:rFonts w:ascii="Times New Roman" w:hAnsi="Times New Roman" w:cs="Times New Roman"/>
+        </w:rPr>
+      </w:pPr>
+      <w:r>
+        <w:rPr>
+          <w:rFonts w:ascii="Times New Roman" w:hAnsi="Times New Roman" w:cs="Times New Roman"/>
+        </w:rPr>
+        <w:t xml:space="preserve">    </w:t>
+      </w:r>
+      <w:proofErr w:type="gramStart"/>
+      <w:r>
+        <w:rPr>
+          <w:rFonts w:ascii="Times New Roman" w:hAnsi="Times New Roman" w:cs="Times New Roman"/>
+        </w:rPr>
+        <w:t>textbox.insert</w:t>
+      </w:r>
+      <w:proofErr w:type="gramEnd"/>
+      <w:r>
+        <w:rPr>
+          <w:rFonts w:ascii="Times New Roman" w:hAnsi="Times New Roman" w:cs="Times New Roman"/>
+        </w:rPr>
+        <w:t>(tk.END, f"</w:t>
+      </w:r>
+      <w:proofErr w:type="gramStart"/>
+      <w:r>
+        <w:rPr>
+          <w:rFonts w:ascii="Times New Roman" w:hAnsi="Times New Roman" w:cs="Times New Roman"/>
+        </w:rPr>
+        <w:t>Grade:{</w:t>
+      </w:r>
+      <w:proofErr w:type="gramEnd"/>
+      <w:r>
+        <w:rPr>
+          <w:rFonts w:ascii="Times New Roman" w:hAnsi="Times New Roman" w:cs="Times New Roman"/>
+        </w:rPr>
+        <w:t>grade}\n")</w:t>
+      </w:r>
+    </w:p>
+    <w:p>
+      <w:pPr>
+        <w:rPr>
+          <w:rFonts w:ascii="Times New Roman" w:hAnsi="Times New Roman" w:cs="Times New Roman"/>
+        </w:rPr>
+      </w:pPr>
+      <w:r>
+        <w:rPr>
+          <w:rFonts w:ascii="Times New Roman" w:hAnsi="Times New Roman" w:cs="Times New Roman"/>
+        </w:rPr>
+        <w:t xml:space="preserve">    </w:t>
+      </w:r>
+      <w:proofErr w:type="gramStart"/>
+      <w:r>
+        <w:rPr>
+          <w:rFonts w:ascii="Times New Roman" w:hAnsi="Times New Roman" w:cs="Times New Roman"/>
+        </w:rPr>
+        <w:t>textbox.insert</w:t>
+      </w:r>
+      <w:proofErr w:type="gramEnd"/>
+      <w:r>
+        <w:rPr>
+          <w:rFonts w:ascii="Times New Roman" w:hAnsi="Times New Roman" w:cs="Times New Roman"/>
+        </w:rPr>
+        <w:t>(tk.END, f"~"*40+"\n")</w:t>
+      </w:r>
+    </w:p>
+    <w:p>
+      <w:pPr>
+        <w:rPr>
+          <w:rFonts w:ascii="Times New Roman" w:hAnsi="Times New Roman" w:cs="Times New Roman"/>
+        </w:rPr>
+      </w:pPr>
+    </w:p>
+    <w:p>
+      <w:pPr>
+        <w:rPr>
+          <w:rFonts w:ascii="Times New Roman" w:hAnsi="Times New Roman" w:cs="Times New Roman"/>
+        </w:rPr>
+      </w:pPr>
+      <w:r>
+        <w:rPr>
+          <w:rFonts w:ascii="Times New Roman" w:hAnsi="Times New Roman" w:cs="Times New Roman"/>
+        </w:rPr>
+        <w:lastRenderedPageBreak/>
         <w:t xml:space="preserve">                       </w:t>
       </w:r>
     </w:p>
@@ -497,407 +846,1150 @@
         <w:rPr>
           <w:rFonts w:ascii="Times New Roman" w:hAnsi="Times New Roman" w:cs="Times New Roman"/>
         </w:rPr>
-        <w:t>root = tk.Tk()</w:t>
-      </w:r>
-    </w:p>
-    <w:p>
-      <w:pPr>
-        <w:rPr>
-          <w:rFonts w:ascii="Times New Roman" w:hAnsi="Times New Roman" w:cs="Times New Roman"/>
-        </w:rPr>
-      </w:pPr>
-      <w:r>
-        <w:rPr>
-          <w:rFonts w:ascii="Times New Roman" w:hAnsi="Times New Roman" w:cs="Times New Roman"/>
-        </w:rPr>
-        <w:t>root.title("Student form")</w:t>
-      </w:r>
-    </w:p>
-    <w:p>
-      <w:pPr>
-        <w:rPr>
-          <w:rFonts w:ascii="Times New Roman" w:hAnsi="Times New Roman" w:cs="Times New Roman"/>
-        </w:rPr>
-      </w:pPr>
-      <w:r>
-        <w:rPr>
-          <w:rFonts w:ascii="Times New Roman" w:hAnsi="Times New Roman" w:cs="Times New Roman"/>
-        </w:rPr>
-        <w:t>root.geometry("400x500")</w:t>
-      </w:r>
-    </w:p>
-    <w:p>
-      <w:pPr>
-        <w:rPr>
-          <w:rFonts w:ascii="Times New Roman" w:hAnsi="Times New Roman" w:cs="Times New Roman"/>
-        </w:rPr>
-      </w:pPr>
-      <w:r>
-        <w:rPr>
-          <w:rFonts w:ascii="Times New Roman" w:hAnsi="Times New Roman" w:cs="Times New Roman"/>
-        </w:rPr>
-        <w:t>tk.Label(root,text="Name:").place(x=20,y=20)</w:t>
-      </w:r>
-    </w:p>
-    <w:p>
-      <w:pPr>
-        <w:rPr>
-          <w:rFonts w:ascii="Times New Roman" w:hAnsi="Times New Roman" w:cs="Times New Roman"/>
-        </w:rPr>
-      </w:pPr>
-      <w:r>
-        <w:rPr>
-          <w:rFonts w:ascii="Times New Roman" w:hAnsi="Times New Roman" w:cs="Times New Roman"/>
-        </w:rPr>
-        <w:t>name_entry = tk.Entry(root, width =30)</w:t>
-      </w:r>
-    </w:p>
-    <w:p>
-      <w:pPr>
-        <w:rPr>
-          <w:rFonts w:ascii="Times New Roman" w:hAnsi="Times New Roman" w:cs="Times New Roman"/>
-        </w:rPr>
-      </w:pPr>
-      <w:r>
-        <w:rPr>
-          <w:rFonts w:ascii="Times New Roman" w:hAnsi="Times New Roman" w:cs="Times New Roman"/>
-        </w:rPr>
-        <w:t>name_entry.place(x=120,y=20)</w:t>
-      </w:r>
-    </w:p>
-    <w:p>
-      <w:pPr>
-        <w:rPr>
-          <w:rFonts w:ascii="Times New Roman" w:hAnsi="Times New Roman" w:cs="Times New Roman"/>
-        </w:rPr>
-      </w:pPr>
-    </w:p>
-    <w:p>
-      <w:pPr>
-        <w:rPr>
-          <w:rFonts w:ascii="Times New Roman" w:hAnsi="Times New Roman" w:cs="Times New Roman"/>
-        </w:rPr>
-      </w:pPr>
-      <w:r>
-        <w:rPr>
-          <w:rFonts w:ascii="Times New Roman" w:hAnsi="Times New Roman" w:cs="Times New Roman"/>
-        </w:rPr>
-        <w:t>tk.Label(root, text = "Age:").place(x=20,y=60)</w:t>
-      </w:r>
-    </w:p>
-    <w:p>
-      <w:pPr>
-        <w:rPr>
-          <w:rFonts w:ascii="Times New Roman" w:hAnsi="Times New Roman" w:cs="Times New Roman"/>
-        </w:rPr>
-      </w:pPr>
-      <w:r>
-        <w:rPr>
-          <w:rFonts w:ascii="Times New Roman" w:hAnsi="Times New Roman" w:cs="Times New Roman"/>
-        </w:rPr>
-        <w:t>age_entry = tk.Entry(root, width =30)</w:t>
-      </w:r>
-    </w:p>
-    <w:p>
-      <w:pPr>
-        <w:rPr>
-          <w:rFonts w:ascii="Times New Roman" w:hAnsi="Times New Roman" w:cs="Times New Roman"/>
-        </w:rPr>
-      </w:pPr>
-      <w:r>
-        <w:rPr>
-          <w:rFonts w:ascii="Times New Roman" w:hAnsi="Times New Roman" w:cs="Times New Roman"/>
-        </w:rPr>
-        <w:t>age_entry.place(x=120,y=60)</w:t>
-      </w:r>
-    </w:p>
-    <w:p>
-      <w:pPr>
-        <w:rPr>
-          <w:rFonts w:ascii="Times New Roman" w:hAnsi="Times New Roman" w:cs="Times New Roman"/>
-        </w:rPr>
-      </w:pPr>
-    </w:p>
-    <w:p>
-      <w:pPr>
-        <w:rPr>
-          <w:rFonts w:ascii="Times New Roman" w:hAnsi="Times New Roman" w:cs="Times New Roman"/>
-        </w:rPr>
-      </w:pPr>
-      <w:r>
-        <w:rPr>
-          <w:rFonts w:ascii="Times New Roman" w:hAnsi="Times New Roman" w:cs="Times New Roman"/>
-        </w:rPr>
-        <w:t>tk.Label(root, text = "Gender:").place(x=20, y =100)</w:t>
-      </w:r>
-    </w:p>
-    <w:p>
-      <w:pPr>
-        <w:rPr>
-          <w:rFonts w:ascii="Times New Roman" w:hAnsi="Times New Roman" w:cs="Times New Roman"/>
-        </w:rPr>
-      </w:pPr>
-      <w:r>
-        <w:rPr>
-          <w:rFonts w:ascii="Times New Roman" w:hAnsi="Times New Roman" w:cs="Times New Roman"/>
-        </w:rPr>
-        <w:t>gender_var = tk.StringVar(value = "None")</w:t>
-      </w:r>
-    </w:p>
-    <w:p>
-      <w:pPr>
-        <w:rPr>
-          <w:rFonts w:ascii="Times New Roman" w:hAnsi="Times New Roman" w:cs="Times New Roman"/>
-        </w:rPr>
-      </w:pPr>
-      <w:r>
-        <w:rPr>
-          <w:rFonts w:ascii="Times New Roman" w:hAnsi="Times New Roman" w:cs="Times New Roman"/>
-        </w:rPr>
-        <w:t>tk.Radiobutton(root, text = "Male", variable = gender_var, value ="Male").place(x=120,y=100)</w:t>
-      </w:r>
-    </w:p>
-    <w:p>
-      <w:pPr>
-        <w:rPr>
-          <w:rFonts w:ascii="Times New Roman" w:hAnsi="Times New Roman" w:cs="Times New Roman"/>
-        </w:rPr>
-      </w:pPr>
-      <w:r>
-        <w:rPr>
-          <w:rFonts w:ascii="Times New Roman" w:hAnsi="Times New Roman" w:cs="Times New Roman"/>
-        </w:rPr>
-        <w:t>tk.Radiobutton(root, text = "Female", variable = gender_var, value ="Female").place(x=180,y=100)</w:t>
-      </w:r>
-    </w:p>
-    <w:p>
-      <w:pPr>
-        <w:rPr>
-          <w:rFonts w:ascii="Times New Roman" w:hAnsi="Times New Roman" w:cs="Times New Roman"/>
-        </w:rPr>
-      </w:pPr>
-    </w:p>
-    <w:p>
-      <w:pPr>
-        <w:rPr>
-          <w:rFonts w:ascii="Times New Roman" w:hAnsi="Times New Roman" w:cs="Times New Roman"/>
-        </w:rPr>
-      </w:pPr>
-      <w:r>
-        <w:rPr>
-          <w:rFonts w:ascii="Times New Roman" w:hAnsi="Times New Roman" w:cs="Times New Roman"/>
-        </w:rPr>
-        <w:t>tk.Label(root,text="Subjects:").place(x=20,y=140)</w:t>
-      </w:r>
-    </w:p>
-    <w:p>
-      <w:pPr>
-        <w:rPr>
-          <w:rFonts w:ascii="Times New Roman" w:hAnsi="Times New Roman" w:cs="Times New Roman"/>
-        </w:rPr>
-      </w:pPr>
-      <w:r>
-        <w:rPr>
-          <w:rFonts w:ascii="Times New Roman" w:hAnsi="Times New Roman" w:cs="Times New Roman"/>
-        </w:rPr>
-        <w:t>math_var=tk.BooleanVar()</w:t>
-      </w:r>
-    </w:p>
-    <w:p>
-      <w:pPr>
-        <w:rPr>
-          <w:rFonts w:ascii="Times New Roman" w:hAnsi="Times New Roman" w:cs="Times New Roman"/>
-        </w:rPr>
-      </w:pPr>
-      <w:r>
-        <w:rPr>
-          <w:rFonts w:ascii="Times New Roman" w:hAnsi="Times New Roman" w:cs="Times New Roman"/>
-        </w:rPr>
-        <w:t>sci_var=tk.BooleanVar()</w:t>
-      </w:r>
-    </w:p>
-    <w:p>
-      <w:pPr>
-        <w:rPr>
-          <w:rFonts w:ascii="Times New Roman" w:hAnsi="Times New Roman" w:cs="Times New Roman"/>
-        </w:rPr>
-      </w:pPr>
-      <w:r>
-        <w:rPr>
-          <w:rFonts w:ascii="Times New Roman" w:hAnsi="Times New Roman" w:cs="Times New Roman"/>
-        </w:rPr>
-        <w:t>eng_var=tk.BooleanVar()</w:t>
-      </w:r>
-    </w:p>
-    <w:p>
-      <w:pPr>
-        <w:rPr>
-          <w:rFonts w:ascii="Times New Roman" w:hAnsi="Times New Roman" w:cs="Times New Roman"/>
-        </w:rPr>
-      </w:pPr>
-      <w:r>
-        <w:rPr>
-          <w:rFonts w:ascii="Times New Roman" w:hAnsi="Times New Roman" w:cs="Times New Roman"/>
-        </w:rPr>
-        <w:t>tk.Checkbutton(root,text="Math", variable = math_var).place(x=120,y=140)</w:t>
-      </w:r>
-    </w:p>
-    <w:p>
-      <w:pPr>
-        <w:rPr>
-          <w:rFonts w:ascii="Times New Roman" w:hAnsi="Times New Roman" w:cs="Times New Roman"/>
-        </w:rPr>
-      </w:pPr>
-      <w:r>
-        <w:rPr>
-          <w:rFonts w:ascii="Times New Roman" w:hAnsi="Times New Roman" w:cs="Times New Roman"/>
-        </w:rPr>
-        <w:t>tk.Checkbutton(root,text="Eng",variable = eng_var).place(x=120,y=170)</w:t>
-      </w:r>
-    </w:p>
-    <w:p>
-      <w:pPr>
-        <w:rPr>
-          <w:rFonts w:ascii="Times New Roman" w:hAnsi="Times New Roman" w:cs="Times New Roman"/>
-        </w:rPr>
-      </w:pPr>
-      <w:r>
-        <w:rPr>
-          <w:rFonts w:ascii="Times New Roman" w:hAnsi="Times New Roman" w:cs="Times New Roman"/>
-        </w:rPr>
-        <w:t>tk.Checkbutton(root,text="Sci",variable = sci_var).place(x=120,y=200)</w:t>
-      </w:r>
-    </w:p>
-    <w:p>
-      <w:pPr>
-        <w:rPr>
-          <w:rFonts w:ascii="Times New Roman" w:hAnsi="Times New Roman" w:cs="Times New Roman"/>
-        </w:rPr>
-      </w:pPr>
-    </w:p>
-    <w:p>
-      <w:pPr>
-        <w:rPr>
-          <w:rFonts w:ascii="Times New Roman" w:hAnsi="Times New Roman" w:cs="Times New Roman"/>
-        </w:rPr>
-      </w:pPr>
-      <w:r>
-        <w:rPr>
-          <w:rFonts w:ascii="Times New Roman" w:hAnsi="Times New Roman" w:cs="Times New Roman"/>
-        </w:rPr>
-        <w:t>tk.Label(root, text="Grade:").place(x=20,y=240)</w:t>
-      </w:r>
-    </w:p>
-    <w:p>
-      <w:pPr>
-        <w:rPr>
-          <w:rFonts w:ascii="Times New Roman" w:hAnsi="Times New Roman" w:cs="Times New Roman"/>
-        </w:rPr>
-      </w:pPr>
-      <w:r>
-        <w:rPr>
-          <w:rFonts w:ascii="Times New Roman" w:hAnsi="Times New Roman" w:cs="Times New Roman"/>
-        </w:rPr>
-        <w:t>grade_combobox = ttk.Combobox(root, values = ["A","B","C","D","E"],state = "readonly")</w:t>
-      </w:r>
-    </w:p>
-    <w:p>
-      <w:pPr>
-        <w:rPr>
-          <w:rFonts w:ascii="Times New Roman" w:hAnsi="Times New Roman" w:cs="Times New Roman"/>
-        </w:rPr>
-      </w:pPr>
-      <w:r>
-        <w:rPr>
-          <w:rFonts w:ascii="Times New Roman" w:hAnsi="Times New Roman" w:cs="Times New Roman"/>
-        </w:rPr>
-        <w:t>grade_combobox.place(x=150,y=240)</w:t>
-      </w:r>
-    </w:p>
-    <w:p>
-      <w:pPr>
-        <w:rPr>
-          <w:rFonts w:ascii="Times New Roman" w:hAnsi="Times New Roman" w:cs="Times New Roman"/>
-        </w:rPr>
-      </w:pPr>
-    </w:p>
-    <w:p>
-      <w:pPr>
-        <w:rPr>
-          <w:rFonts w:ascii="Times New Roman" w:hAnsi="Times New Roman" w:cs="Times New Roman"/>
-        </w:rPr>
-      </w:pPr>
-      <w:r>
-        <w:rPr>
-          <w:rFonts w:ascii="Times New Roman" w:hAnsi="Times New Roman" w:cs="Times New Roman"/>
-        </w:rPr>
-        <w:t>submit_button = tk.Button(root, text = "Submit", command = submit_form)</w:t>
-      </w:r>
-    </w:p>
-    <w:p>
-      <w:pPr>
-        <w:rPr>
-          <w:rFonts w:ascii="Times New Roman" w:hAnsi="Times New Roman" w:cs="Times New Roman"/>
-        </w:rPr>
-      </w:pPr>
-      <w:r>
-        <w:rPr>
-          <w:rFonts w:ascii="Times New Roman" w:hAnsi="Times New Roman" w:cs="Times New Roman"/>
-        </w:rPr>
-        <w:t>submit_button.place(x=150, y=280)</w:t>
-      </w:r>
-    </w:p>
-    <w:p>
-      <w:pPr>
-        <w:rPr>
-          <w:rFonts w:ascii="Times New Roman" w:hAnsi="Times New Roman" w:cs="Times New Roman"/>
-        </w:rPr>
-      </w:pPr>
-    </w:p>
-    <w:p>
-      <w:pPr>
-        <w:rPr>
-          <w:rFonts w:ascii="Times New Roman" w:hAnsi="Times New Roman" w:cs="Times New Roman"/>
-        </w:rPr>
-      </w:pPr>
-      <w:r>
-        <w:rPr>
-          <w:rFonts w:ascii="Times New Roman" w:hAnsi="Times New Roman" w:cs="Times New Roman"/>
-        </w:rPr>
-        <w:t>textbox = tk.Text(root, width = 40, height = 10)</w:t>
-      </w:r>
-    </w:p>
-    <w:p>
-      <w:pPr>
-        <w:rPr>
-          <w:rFonts w:ascii="Times New Roman" w:hAnsi="Times New Roman" w:cs="Times New Roman"/>
-        </w:rPr>
-      </w:pPr>
-      <w:r>
-        <w:rPr>
-          <w:rFonts w:ascii="Times New Roman" w:hAnsi="Times New Roman" w:cs="Times New Roman"/>
-        </w:rPr>
-        <w:t>textbox.place(x=20,y=320)</w:t>
-      </w:r>
-    </w:p>
-    <w:p>
-      <w:pPr>
-        <w:rPr>
-          <w:rFonts w:ascii="Times New Roman" w:hAnsi="Times New Roman" w:cs="Times New Roman"/>
-        </w:rPr>
-      </w:pPr>
-    </w:p>
-    <w:p>
-      <w:pPr>
-        <w:rPr>
-          <w:rFonts w:ascii="Times New Roman" w:hAnsi="Times New Roman" w:cs="Times New Roman"/>
-        </w:rPr>
-      </w:pPr>
-      <w:r>
-        <w:rPr>
-          <w:rFonts w:ascii="Times New Roman" w:hAnsi="Times New Roman" w:cs="Times New Roman"/>
-        </w:rPr>
-        <w:t>root.mainloop()</w:t>
+        <w:t xml:space="preserve">root = </w:t>
+      </w:r>
+      <w:proofErr w:type="gramStart"/>
+      <w:r>
+        <w:rPr>
+          <w:rFonts w:ascii="Times New Roman" w:hAnsi="Times New Roman" w:cs="Times New Roman"/>
+        </w:rPr>
+        <w:t>tk.Tk</w:t>
+      </w:r>
+      <w:proofErr w:type="gramEnd"/>
+      <w:r>
+        <w:rPr>
+          <w:rFonts w:ascii="Times New Roman" w:hAnsi="Times New Roman" w:cs="Times New Roman"/>
+        </w:rPr>
+        <w:t>()</w:t>
+      </w:r>
+    </w:p>
+    <w:p>
+      <w:pPr>
+        <w:rPr>
+          <w:rFonts w:ascii="Times New Roman" w:hAnsi="Times New Roman" w:cs="Times New Roman"/>
+        </w:rPr>
+      </w:pPr>
+      <w:proofErr w:type="gramStart"/>
+      <w:r>
+        <w:rPr>
+          <w:rFonts w:ascii="Times New Roman" w:hAnsi="Times New Roman" w:cs="Times New Roman"/>
+        </w:rPr>
+        <w:t>root.title</w:t>
+      </w:r>
+      <w:proofErr w:type="gramEnd"/>
+      <w:r>
+        <w:rPr>
+          <w:rFonts w:ascii="Times New Roman" w:hAnsi="Times New Roman" w:cs="Times New Roman"/>
+        </w:rPr>
+        <w:t>("Student form")</w:t>
+      </w:r>
+    </w:p>
+    <w:p>
+      <w:pPr>
+        <w:rPr>
+          <w:rFonts w:ascii="Times New Roman" w:hAnsi="Times New Roman" w:cs="Times New Roman"/>
+        </w:rPr>
+      </w:pPr>
+      <w:proofErr w:type="gramStart"/>
+      <w:r>
+        <w:rPr>
+          <w:rFonts w:ascii="Times New Roman" w:hAnsi="Times New Roman" w:cs="Times New Roman"/>
+        </w:rPr>
+        <w:t>root.geometry</w:t>
+      </w:r>
+      <w:proofErr w:type="gramEnd"/>
+      <w:r>
+        <w:rPr>
+          <w:rFonts w:ascii="Times New Roman" w:hAnsi="Times New Roman" w:cs="Times New Roman"/>
+        </w:rPr>
+        <w:t>("400x500")</w:t>
+      </w:r>
+    </w:p>
+    <w:p>
+      <w:pPr>
+        <w:rPr>
+          <w:rFonts w:ascii="Times New Roman" w:hAnsi="Times New Roman" w:cs="Times New Roman"/>
+        </w:rPr>
+      </w:pPr>
+      <w:proofErr w:type="gramStart"/>
+      <w:r>
+        <w:rPr>
+          <w:rFonts w:ascii="Times New Roman" w:hAnsi="Times New Roman" w:cs="Times New Roman"/>
+        </w:rPr>
+        <w:t>tk.Label</w:t>
+      </w:r>
+      <w:proofErr w:type="gramEnd"/>
+      <w:r>
+        <w:rPr>
+          <w:rFonts w:ascii="Times New Roman" w:hAnsi="Times New Roman" w:cs="Times New Roman"/>
+        </w:rPr>
+        <w:t>(</w:t>
+      </w:r>
+      <w:proofErr w:type="gramStart"/>
+      <w:r>
+        <w:rPr>
+          <w:rFonts w:ascii="Times New Roman" w:hAnsi="Times New Roman" w:cs="Times New Roman"/>
+        </w:rPr>
+        <w:t>root,text</w:t>
+      </w:r>
+      <w:proofErr w:type="gramEnd"/>
+      <w:r>
+        <w:rPr>
+          <w:rFonts w:ascii="Times New Roman" w:hAnsi="Times New Roman" w:cs="Times New Roman"/>
+        </w:rPr>
+        <w:t>="Name:"</w:t>
+      </w:r>
+      <w:proofErr w:type="gramStart"/>
+      <w:r>
+        <w:rPr>
+          <w:rFonts w:ascii="Times New Roman" w:hAnsi="Times New Roman" w:cs="Times New Roman"/>
+        </w:rPr>
+        <w:t>).place</w:t>
+      </w:r>
+      <w:proofErr w:type="gramEnd"/>
+      <w:r>
+        <w:rPr>
+          <w:rFonts w:ascii="Times New Roman" w:hAnsi="Times New Roman" w:cs="Times New Roman"/>
+        </w:rPr>
+        <w:t>(x=</w:t>
+      </w:r>
+      <w:proofErr w:type="gramStart"/>
+      <w:r>
+        <w:rPr>
+          <w:rFonts w:ascii="Times New Roman" w:hAnsi="Times New Roman" w:cs="Times New Roman"/>
+        </w:rPr>
+        <w:t>20,y</w:t>
+      </w:r>
+      <w:proofErr w:type="gramEnd"/>
+      <w:r>
+        <w:rPr>
+          <w:rFonts w:ascii="Times New Roman" w:hAnsi="Times New Roman" w:cs="Times New Roman"/>
+        </w:rPr>
+        <w:t>=20)</w:t>
+      </w:r>
+    </w:p>
+    <w:p>
+      <w:pPr>
+        <w:rPr>
+          <w:rFonts w:ascii="Times New Roman" w:hAnsi="Times New Roman" w:cs="Times New Roman"/>
+        </w:rPr>
+      </w:pPr>
+      <w:r>
+        <w:rPr>
+          <w:rFonts w:ascii="Times New Roman" w:hAnsi="Times New Roman" w:cs="Times New Roman"/>
+        </w:rPr>
+        <w:t xml:space="preserve">name_entry = </w:t>
+      </w:r>
+      <w:proofErr w:type="gramStart"/>
+      <w:r>
+        <w:rPr>
+          <w:rFonts w:ascii="Times New Roman" w:hAnsi="Times New Roman" w:cs="Times New Roman"/>
+        </w:rPr>
+        <w:t>tk.Entry</w:t>
+      </w:r>
+      <w:proofErr w:type="gramEnd"/>
+      <w:r>
+        <w:rPr>
+          <w:rFonts w:ascii="Times New Roman" w:hAnsi="Times New Roman" w:cs="Times New Roman"/>
+        </w:rPr>
+        <w:t>(root, width =30)</w:t>
+      </w:r>
+    </w:p>
+    <w:p>
+      <w:pPr>
+        <w:rPr>
+          <w:rFonts w:ascii="Times New Roman" w:hAnsi="Times New Roman" w:cs="Times New Roman"/>
+        </w:rPr>
+      </w:pPr>
+      <w:r>
+        <w:rPr>
+          <w:rFonts w:ascii="Times New Roman" w:hAnsi="Times New Roman" w:cs="Times New Roman"/>
+        </w:rPr>
+        <w:t>name_</w:t>
+      </w:r>
+      <w:proofErr w:type="gramStart"/>
+      <w:r>
+        <w:rPr>
+          <w:rFonts w:ascii="Times New Roman" w:hAnsi="Times New Roman" w:cs="Times New Roman"/>
+        </w:rPr>
+        <w:t>entry.place</w:t>
+      </w:r>
+      <w:proofErr w:type="gramEnd"/>
+      <w:r>
+        <w:rPr>
+          <w:rFonts w:ascii="Times New Roman" w:hAnsi="Times New Roman" w:cs="Times New Roman"/>
+        </w:rPr>
+        <w:t>(x=</w:t>
+      </w:r>
+      <w:proofErr w:type="gramStart"/>
+      <w:r>
+        <w:rPr>
+          <w:rFonts w:ascii="Times New Roman" w:hAnsi="Times New Roman" w:cs="Times New Roman"/>
+        </w:rPr>
+        <w:t>120,y</w:t>
+      </w:r>
+      <w:proofErr w:type="gramEnd"/>
+      <w:r>
+        <w:rPr>
+          <w:rFonts w:ascii="Times New Roman" w:hAnsi="Times New Roman" w:cs="Times New Roman"/>
+        </w:rPr>
+        <w:t>=20)</w:t>
+      </w:r>
+    </w:p>
+    <w:p>
+      <w:pPr>
+        <w:rPr>
+          <w:rFonts w:ascii="Times New Roman" w:hAnsi="Times New Roman" w:cs="Times New Roman"/>
+        </w:rPr>
+      </w:pPr>
+    </w:p>
+    <w:p>
+      <w:pPr>
+        <w:rPr>
+          <w:rFonts w:ascii="Times New Roman" w:hAnsi="Times New Roman" w:cs="Times New Roman"/>
+        </w:rPr>
+      </w:pPr>
+      <w:proofErr w:type="gramStart"/>
+      <w:r>
+        <w:rPr>
+          <w:rFonts w:ascii="Times New Roman" w:hAnsi="Times New Roman" w:cs="Times New Roman"/>
+        </w:rPr>
+        <w:t>tk.Label</w:t>
+      </w:r>
+      <w:proofErr w:type="gramEnd"/>
+      <w:r>
+        <w:rPr>
+          <w:rFonts w:ascii="Times New Roman" w:hAnsi="Times New Roman" w:cs="Times New Roman"/>
+        </w:rPr>
+        <w:t>(root, text = "Age:"</w:t>
+      </w:r>
+      <w:proofErr w:type="gramStart"/>
+      <w:r>
+        <w:rPr>
+          <w:rFonts w:ascii="Times New Roman" w:hAnsi="Times New Roman" w:cs="Times New Roman"/>
+        </w:rPr>
+        <w:t>).place</w:t>
+      </w:r>
+      <w:proofErr w:type="gramEnd"/>
+      <w:r>
+        <w:rPr>
+          <w:rFonts w:ascii="Times New Roman" w:hAnsi="Times New Roman" w:cs="Times New Roman"/>
+        </w:rPr>
+        <w:t>(x=</w:t>
+      </w:r>
+      <w:proofErr w:type="gramStart"/>
+      <w:r>
+        <w:rPr>
+          <w:rFonts w:ascii="Times New Roman" w:hAnsi="Times New Roman" w:cs="Times New Roman"/>
+        </w:rPr>
+        <w:t>20,y</w:t>
+      </w:r>
+      <w:proofErr w:type="gramEnd"/>
+      <w:r>
+        <w:rPr>
+          <w:rFonts w:ascii="Times New Roman" w:hAnsi="Times New Roman" w:cs="Times New Roman"/>
+        </w:rPr>
+        <w:t>=60)</w:t>
+      </w:r>
+    </w:p>
+    <w:p>
+      <w:pPr>
+        <w:rPr>
+          <w:rFonts w:ascii="Times New Roman" w:hAnsi="Times New Roman" w:cs="Times New Roman"/>
+        </w:rPr>
+      </w:pPr>
+      <w:r>
+        <w:rPr>
+          <w:rFonts w:ascii="Times New Roman" w:hAnsi="Times New Roman" w:cs="Times New Roman"/>
+        </w:rPr>
+        <w:t xml:space="preserve">age_entry = </w:t>
+      </w:r>
+      <w:proofErr w:type="gramStart"/>
+      <w:r>
+        <w:rPr>
+          <w:rFonts w:ascii="Times New Roman" w:hAnsi="Times New Roman" w:cs="Times New Roman"/>
+        </w:rPr>
+        <w:t>tk.Entry</w:t>
+      </w:r>
+      <w:proofErr w:type="gramEnd"/>
+      <w:r>
+        <w:rPr>
+          <w:rFonts w:ascii="Times New Roman" w:hAnsi="Times New Roman" w:cs="Times New Roman"/>
+        </w:rPr>
+        <w:t>(root, width =30)</w:t>
+      </w:r>
+    </w:p>
+    <w:p>
+      <w:pPr>
+        <w:rPr>
+          <w:rFonts w:ascii="Times New Roman" w:hAnsi="Times New Roman" w:cs="Times New Roman"/>
+        </w:rPr>
+      </w:pPr>
+      <w:r>
+        <w:rPr>
+          <w:rFonts w:ascii="Times New Roman" w:hAnsi="Times New Roman" w:cs="Times New Roman"/>
+        </w:rPr>
+        <w:t>age_</w:t>
+      </w:r>
+      <w:proofErr w:type="gramStart"/>
+      <w:r>
+        <w:rPr>
+          <w:rFonts w:ascii="Times New Roman" w:hAnsi="Times New Roman" w:cs="Times New Roman"/>
+        </w:rPr>
+        <w:t>entry.place</w:t>
+      </w:r>
+      <w:proofErr w:type="gramEnd"/>
+      <w:r>
+        <w:rPr>
+          <w:rFonts w:ascii="Times New Roman" w:hAnsi="Times New Roman" w:cs="Times New Roman"/>
+        </w:rPr>
+        <w:t>(x=</w:t>
+      </w:r>
+      <w:proofErr w:type="gramStart"/>
+      <w:r>
+        <w:rPr>
+          <w:rFonts w:ascii="Times New Roman" w:hAnsi="Times New Roman" w:cs="Times New Roman"/>
+        </w:rPr>
+        <w:t>120,y</w:t>
+      </w:r>
+      <w:proofErr w:type="gramEnd"/>
+      <w:r>
+        <w:rPr>
+          <w:rFonts w:ascii="Times New Roman" w:hAnsi="Times New Roman" w:cs="Times New Roman"/>
+        </w:rPr>
+        <w:t>=60)</w:t>
+      </w:r>
+    </w:p>
+    <w:p>
+      <w:pPr>
+        <w:rPr>
+          <w:rFonts w:ascii="Times New Roman" w:hAnsi="Times New Roman" w:cs="Times New Roman"/>
+        </w:rPr>
+      </w:pPr>
+    </w:p>
+    <w:p>
+      <w:pPr>
+        <w:rPr>
+          <w:rFonts w:ascii="Times New Roman" w:hAnsi="Times New Roman" w:cs="Times New Roman"/>
+        </w:rPr>
+      </w:pPr>
+      <w:proofErr w:type="gramStart"/>
+      <w:r>
+        <w:rPr>
+          <w:rFonts w:ascii="Times New Roman" w:hAnsi="Times New Roman" w:cs="Times New Roman"/>
+        </w:rPr>
+        <w:t>tk.Label</w:t>
+      </w:r>
+      <w:proofErr w:type="gramEnd"/>
+      <w:r>
+        <w:rPr>
+          <w:rFonts w:ascii="Times New Roman" w:hAnsi="Times New Roman" w:cs="Times New Roman"/>
+        </w:rPr>
+        <w:t>(root, text = "Gender:"</w:t>
+      </w:r>
+      <w:proofErr w:type="gramStart"/>
+      <w:r>
+        <w:rPr>
+          <w:rFonts w:ascii="Times New Roman" w:hAnsi="Times New Roman" w:cs="Times New Roman"/>
+        </w:rPr>
+        <w:t>).place</w:t>
+      </w:r>
+      <w:proofErr w:type="gramEnd"/>
+      <w:r>
+        <w:rPr>
+          <w:rFonts w:ascii="Times New Roman" w:hAnsi="Times New Roman" w:cs="Times New Roman"/>
+        </w:rPr>
+        <w:t>(x=20, y =100)</w:t>
+      </w:r>
+    </w:p>
+    <w:p>
+      <w:pPr>
+        <w:rPr>
+          <w:rFonts w:ascii="Times New Roman" w:hAnsi="Times New Roman" w:cs="Times New Roman"/>
+        </w:rPr>
+      </w:pPr>
+      <w:r>
+        <w:rPr>
+          <w:rFonts w:ascii="Times New Roman" w:hAnsi="Times New Roman" w:cs="Times New Roman"/>
+        </w:rPr>
+        <w:t xml:space="preserve">gender_var = </w:t>
+      </w:r>
+      <w:proofErr w:type="gramStart"/>
+      <w:r>
+        <w:rPr>
+          <w:rFonts w:ascii="Times New Roman" w:hAnsi="Times New Roman" w:cs="Times New Roman"/>
+        </w:rPr>
+        <w:t>tk.StringVar</w:t>
+      </w:r>
+      <w:proofErr w:type="gramEnd"/>
+      <w:r>
+        <w:rPr>
+          <w:rFonts w:ascii="Times New Roman" w:hAnsi="Times New Roman" w:cs="Times New Roman"/>
+        </w:rPr>
+        <w:t>(value = "None")</w:t>
+      </w:r>
+    </w:p>
+    <w:p>
+      <w:pPr>
+        <w:rPr>
+          <w:rFonts w:ascii="Times New Roman" w:hAnsi="Times New Roman" w:cs="Times New Roman"/>
+        </w:rPr>
+      </w:pPr>
+      <w:proofErr w:type="gramStart"/>
+      <w:r>
+        <w:rPr>
+          <w:rFonts w:ascii="Times New Roman" w:hAnsi="Times New Roman" w:cs="Times New Roman"/>
+        </w:rPr>
+        <w:t>tk.Radiobutton</w:t>
+      </w:r>
+      <w:proofErr w:type="gramEnd"/>
+      <w:r>
+        <w:rPr>
+          <w:rFonts w:ascii="Times New Roman" w:hAnsi="Times New Roman" w:cs="Times New Roman"/>
+        </w:rPr>
+        <w:t>(root, text = "Male", variable = gender_var, value ="Male"</w:t>
+      </w:r>
+      <w:proofErr w:type="gramStart"/>
+      <w:r>
+        <w:rPr>
+          <w:rFonts w:ascii="Times New Roman" w:hAnsi="Times New Roman" w:cs="Times New Roman"/>
+        </w:rPr>
+        <w:t>).place</w:t>
+      </w:r>
+      <w:proofErr w:type="gramEnd"/>
+      <w:r>
+        <w:rPr>
+          <w:rFonts w:ascii="Times New Roman" w:hAnsi="Times New Roman" w:cs="Times New Roman"/>
+        </w:rPr>
+        <w:t>(x=</w:t>
+      </w:r>
+      <w:proofErr w:type="gramStart"/>
+      <w:r>
+        <w:rPr>
+          <w:rFonts w:ascii="Times New Roman" w:hAnsi="Times New Roman" w:cs="Times New Roman"/>
+        </w:rPr>
+        <w:t>120,y</w:t>
+      </w:r>
+      <w:proofErr w:type="gramEnd"/>
+      <w:r>
+        <w:rPr>
+          <w:rFonts w:ascii="Times New Roman" w:hAnsi="Times New Roman" w:cs="Times New Roman"/>
+        </w:rPr>
+        <w:t>=100)</w:t>
+      </w:r>
+    </w:p>
+    <w:p>
+      <w:pPr>
+        <w:rPr>
+          <w:rFonts w:ascii="Times New Roman" w:hAnsi="Times New Roman" w:cs="Times New Roman"/>
+        </w:rPr>
+      </w:pPr>
+      <w:proofErr w:type="gramStart"/>
+      <w:r>
+        <w:rPr>
+          <w:rFonts w:ascii="Times New Roman" w:hAnsi="Times New Roman" w:cs="Times New Roman"/>
+        </w:rPr>
+        <w:t>tk.Radiobutton</w:t>
+      </w:r>
+      <w:proofErr w:type="gramEnd"/>
+      <w:r>
+        <w:rPr>
+          <w:rFonts w:ascii="Times New Roman" w:hAnsi="Times New Roman" w:cs="Times New Roman"/>
+        </w:rPr>
+        <w:t>(root, text = "Female", variable = gender_var, value ="Female"</w:t>
+      </w:r>
+      <w:proofErr w:type="gramStart"/>
+      <w:r>
+        <w:rPr>
+          <w:rFonts w:ascii="Times New Roman" w:hAnsi="Times New Roman" w:cs="Times New Roman"/>
+        </w:rPr>
+        <w:t>).place</w:t>
+      </w:r>
+      <w:proofErr w:type="gramEnd"/>
+      <w:r>
+        <w:rPr>
+          <w:rFonts w:ascii="Times New Roman" w:hAnsi="Times New Roman" w:cs="Times New Roman"/>
+        </w:rPr>
+        <w:t>(x=</w:t>
+      </w:r>
+      <w:proofErr w:type="gramStart"/>
+      <w:r>
+        <w:rPr>
+          <w:rFonts w:ascii="Times New Roman" w:hAnsi="Times New Roman" w:cs="Times New Roman"/>
+        </w:rPr>
+        <w:t>180,y</w:t>
+      </w:r>
+      <w:proofErr w:type="gramEnd"/>
+      <w:r>
+        <w:rPr>
+          <w:rFonts w:ascii="Times New Roman" w:hAnsi="Times New Roman" w:cs="Times New Roman"/>
+        </w:rPr>
+        <w:t>=100)</w:t>
+      </w:r>
+    </w:p>
+    <w:p>
+      <w:pPr>
+        <w:rPr>
+          <w:rFonts w:ascii="Times New Roman" w:hAnsi="Times New Roman" w:cs="Times New Roman"/>
+        </w:rPr>
+      </w:pPr>
+    </w:p>
+    <w:p>
+      <w:pPr>
+        <w:rPr>
+          <w:rFonts w:ascii="Times New Roman" w:hAnsi="Times New Roman" w:cs="Times New Roman"/>
+        </w:rPr>
+      </w:pPr>
+      <w:proofErr w:type="gramStart"/>
+      <w:r>
+        <w:rPr>
+          <w:rFonts w:ascii="Times New Roman" w:hAnsi="Times New Roman" w:cs="Times New Roman"/>
+        </w:rPr>
+        <w:t>tk.Label</w:t>
+      </w:r>
+      <w:proofErr w:type="gramEnd"/>
+      <w:r>
+        <w:rPr>
+          <w:rFonts w:ascii="Times New Roman" w:hAnsi="Times New Roman" w:cs="Times New Roman"/>
+        </w:rPr>
+        <w:t>(</w:t>
+      </w:r>
+      <w:proofErr w:type="gramStart"/>
+      <w:r>
+        <w:rPr>
+          <w:rFonts w:ascii="Times New Roman" w:hAnsi="Times New Roman" w:cs="Times New Roman"/>
+        </w:rPr>
+        <w:t>root,text</w:t>
+      </w:r>
+      <w:proofErr w:type="gramEnd"/>
+      <w:r>
+        <w:rPr>
+          <w:rFonts w:ascii="Times New Roman" w:hAnsi="Times New Roman" w:cs="Times New Roman"/>
+        </w:rPr>
+        <w:t>="Subjects:"</w:t>
+      </w:r>
+      <w:proofErr w:type="gramStart"/>
+      <w:r>
+        <w:rPr>
+          <w:rFonts w:ascii="Times New Roman" w:hAnsi="Times New Roman" w:cs="Times New Roman"/>
+        </w:rPr>
+        <w:t>).place</w:t>
+      </w:r>
+      <w:proofErr w:type="gramEnd"/>
+      <w:r>
+        <w:rPr>
+          <w:rFonts w:ascii="Times New Roman" w:hAnsi="Times New Roman" w:cs="Times New Roman"/>
+        </w:rPr>
+        <w:t>(x=</w:t>
+      </w:r>
+      <w:proofErr w:type="gramStart"/>
+      <w:r>
+        <w:rPr>
+          <w:rFonts w:ascii="Times New Roman" w:hAnsi="Times New Roman" w:cs="Times New Roman"/>
+        </w:rPr>
+        <w:t>20,y</w:t>
+      </w:r>
+      <w:proofErr w:type="gramEnd"/>
+      <w:r>
+        <w:rPr>
+          <w:rFonts w:ascii="Times New Roman" w:hAnsi="Times New Roman" w:cs="Times New Roman"/>
+        </w:rPr>
+        <w:t>=140)</w:t>
+      </w:r>
+    </w:p>
+    <w:p>
+      <w:pPr>
+        <w:rPr>
+          <w:rFonts w:ascii="Times New Roman" w:hAnsi="Times New Roman" w:cs="Times New Roman"/>
+        </w:rPr>
+      </w:pPr>
+      <w:r>
+        <w:rPr>
+          <w:rFonts w:ascii="Times New Roman" w:hAnsi="Times New Roman" w:cs="Times New Roman"/>
+        </w:rPr>
+        <w:t>math_var=</w:t>
+      </w:r>
+      <w:proofErr w:type="gramStart"/>
+      <w:r>
+        <w:rPr>
+          <w:rFonts w:ascii="Times New Roman" w:hAnsi="Times New Roman" w:cs="Times New Roman"/>
+        </w:rPr>
+        <w:t>tk.BooleanVar</w:t>
+      </w:r>
+      <w:proofErr w:type="gramEnd"/>
+      <w:r>
+        <w:rPr>
+          <w:rFonts w:ascii="Times New Roman" w:hAnsi="Times New Roman" w:cs="Times New Roman"/>
+        </w:rPr>
+        <w:t>()</w:t>
+      </w:r>
+    </w:p>
+    <w:p>
+      <w:pPr>
+        <w:rPr>
+          <w:rFonts w:ascii="Times New Roman" w:hAnsi="Times New Roman" w:cs="Times New Roman"/>
+        </w:rPr>
+      </w:pPr>
+      <w:r>
+        <w:rPr>
+          <w:rFonts w:ascii="Times New Roman" w:hAnsi="Times New Roman" w:cs="Times New Roman"/>
+        </w:rPr>
+        <w:t>sci_var=</w:t>
+      </w:r>
+      <w:proofErr w:type="gramStart"/>
+      <w:r>
+        <w:rPr>
+          <w:rFonts w:ascii="Times New Roman" w:hAnsi="Times New Roman" w:cs="Times New Roman"/>
+        </w:rPr>
+        <w:t>tk.BooleanVar</w:t>
+      </w:r>
+      <w:proofErr w:type="gramEnd"/>
+      <w:r>
+        <w:rPr>
+          <w:rFonts w:ascii="Times New Roman" w:hAnsi="Times New Roman" w:cs="Times New Roman"/>
+        </w:rPr>
+        <w:t>()</w:t>
+      </w:r>
+    </w:p>
+    <w:p>
+      <w:pPr>
+        <w:rPr>
+          <w:rFonts w:ascii="Times New Roman" w:hAnsi="Times New Roman" w:cs="Times New Roman"/>
+        </w:rPr>
+      </w:pPr>
+      <w:r>
+        <w:rPr>
+          <w:rFonts w:ascii="Times New Roman" w:hAnsi="Times New Roman" w:cs="Times New Roman"/>
+        </w:rPr>
+        <w:t>eng_var=</w:t>
+      </w:r>
+      <w:proofErr w:type="gramStart"/>
+      <w:r>
+        <w:rPr>
+          <w:rFonts w:ascii="Times New Roman" w:hAnsi="Times New Roman" w:cs="Times New Roman"/>
+        </w:rPr>
+        <w:t>tk.BooleanVar</w:t>
+      </w:r>
+      <w:proofErr w:type="gramEnd"/>
+      <w:r>
+        <w:rPr>
+          <w:rFonts w:ascii="Times New Roman" w:hAnsi="Times New Roman" w:cs="Times New Roman"/>
+        </w:rPr>
+        <w:t>()</w:t>
+      </w:r>
+    </w:p>
+    <w:p>
+      <w:pPr>
+        <w:rPr>
+          <w:rFonts w:ascii="Times New Roman" w:hAnsi="Times New Roman" w:cs="Times New Roman"/>
+        </w:rPr>
+      </w:pPr>
+      <w:proofErr w:type="gramStart"/>
+      <w:r>
+        <w:rPr>
+          <w:rFonts w:ascii="Times New Roman" w:hAnsi="Times New Roman" w:cs="Times New Roman"/>
+        </w:rPr>
+        <w:t>tk.Checkbutton</w:t>
+      </w:r>
+      <w:proofErr w:type="gramEnd"/>
+      <w:r>
+        <w:rPr>
+          <w:rFonts w:ascii="Times New Roman" w:hAnsi="Times New Roman" w:cs="Times New Roman"/>
+        </w:rPr>
+        <w:t>(</w:t>
+      </w:r>
+      <w:proofErr w:type="gramStart"/>
+      <w:r>
+        <w:rPr>
+          <w:rFonts w:ascii="Times New Roman" w:hAnsi="Times New Roman" w:cs="Times New Roman"/>
+        </w:rPr>
+        <w:t>root,text</w:t>
+      </w:r>
+      <w:proofErr w:type="gramEnd"/>
+      <w:r>
+        <w:rPr>
+          <w:rFonts w:ascii="Times New Roman" w:hAnsi="Times New Roman" w:cs="Times New Roman"/>
+        </w:rPr>
+        <w:t>="Math", variable = math_var</w:t>
+      </w:r>
+      <w:proofErr w:type="gramStart"/>
+      <w:r>
+        <w:rPr>
+          <w:rFonts w:ascii="Times New Roman" w:hAnsi="Times New Roman" w:cs="Times New Roman"/>
+        </w:rPr>
+        <w:t>).place</w:t>
+      </w:r>
+      <w:proofErr w:type="gramEnd"/>
+      <w:r>
+        <w:rPr>
+          <w:rFonts w:ascii="Times New Roman" w:hAnsi="Times New Roman" w:cs="Times New Roman"/>
+        </w:rPr>
+        <w:t>(x=</w:t>
+      </w:r>
+      <w:proofErr w:type="gramStart"/>
+      <w:r>
+        <w:rPr>
+          <w:rFonts w:ascii="Times New Roman" w:hAnsi="Times New Roman" w:cs="Times New Roman"/>
+        </w:rPr>
+        <w:t>120,y</w:t>
+      </w:r>
+      <w:proofErr w:type="gramEnd"/>
+      <w:r>
+        <w:rPr>
+          <w:rFonts w:ascii="Times New Roman" w:hAnsi="Times New Roman" w:cs="Times New Roman"/>
+        </w:rPr>
+        <w:t>=140)</w:t>
+      </w:r>
+    </w:p>
+    <w:p>
+      <w:pPr>
+        <w:rPr>
+          <w:rFonts w:ascii="Times New Roman" w:hAnsi="Times New Roman" w:cs="Times New Roman"/>
+        </w:rPr>
+      </w:pPr>
+      <w:proofErr w:type="gramStart"/>
+      <w:r>
+        <w:rPr>
+          <w:rFonts w:ascii="Times New Roman" w:hAnsi="Times New Roman" w:cs="Times New Roman"/>
+        </w:rPr>
+        <w:t>tk.Checkbutton</w:t>
+      </w:r>
+      <w:proofErr w:type="gramEnd"/>
+      <w:r>
+        <w:rPr>
+          <w:rFonts w:ascii="Times New Roman" w:hAnsi="Times New Roman" w:cs="Times New Roman"/>
+        </w:rPr>
+        <w:t>(</w:t>
+      </w:r>
+      <w:proofErr w:type="gramStart"/>
+      <w:r>
+        <w:rPr>
+          <w:rFonts w:ascii="Times New Roman" w:hAnsi="Times New Roman" w:cs="Times New Roman"/>
+        </w:rPr>
+        <w:t>root,text</w:t>
+      </w:r>
+      <w:proofErr w:type="gramEnd"/>
+      <w:r>
+        <w:rPr>
+          <w:rFonts w:ascii="Times New Roman" w:hAnsi="Times New Roman" w:cs="Times New Roman"/>
+        </w:rPr>
+        <w:t>="Eng</w:t>
+      </w:r>
+      <w:proofErr w:type="gramStart"/>
+      <w:r>
+        <w:rPr>
+          <w:rFonts w:ascii="Times New Roman" w:hAnsi="Times New Roman" w:cs="Times New Roman"/>
+        </w:rPr>
+        <w:t>",variable</w:t>
+      </w:r>
+      <w:proofErr w:type="gramEnd"/>
+      <w:r>
+        <w:rPr>
+          <w:rFonts w:ascii="Times New Roman" w:hAnsi="Times New Roman" w:cs="Times New Roman"/>
+        </w:rPr>
+        <w:t xml:space="preserve"> = eng_var</w:t>
+      </w:r>
+      <w:proofErr w:type="gramStart"/>
+      <w:r>
+        <w:rPr>
+          <w:rFonts w:ascii="Times New Roman" w:hAnsi="Times New Roman" w:cs="Times New Roman"/>
+        </w:rPr>
+        <w:t>).place</w:t>
+      </w:r>
+      <w:proofErr w:type="gramEnd"/>
+      <w:r>
+        <w:rPr>
+          <w:rFonts w:ascii="Times New Roman" w:hAnsi="Times New Roman" w:cs="Times New Roman"/>
+        </w:rPr>
+        <w:t>(x=</w:t>
+      </w:r>
+      <w:proofErr w:type="gramStart"/>
+      <w:r>
+        <w:rPr>
+          <w:rFonts w:ascii="Times New Roman" w:hAnsi="Times New Roman" w:cs="Times New Roman"/>
+        </w:rPr>
+        <w:t>120,y</w:t>
+      </w:r>
+      <w:proofErr w:type="gramEnd"/>
+      <w:r>
+        <w:rPr>
+          <w:rFonts w:ascii="Times New Roman" w:hAnsi="Times New Roman" w:cs="Times New Roman"/>
+        </w:rPr>
+        <w:t>=170)</w:t>
+      </w:r>
+    </w:p>
+    <w:p>
+      <w:pPr>
+        <w:rPr>
+          <w:rFonts w:ascii="Times New Roman" w:hAnsi="Times New Roman" w:cs="Times New Roman"/>
+        </w:rPr>
+      </w:pPr>
+      <w:proofErr w:type="gramStart"/>
+      <w:r>
+        <w:rPr>
+          <w:rFonts w:ascii="Times New Roman" w:hAnsi="Times New Roman" w:cs="Times New Roman"/>
+        </w:rPr>
+        <w:t>tk.Checkbutton</w:t>
+      </w:r>
+      <w:proofErr w:type="gramEnd"/>
+      <w:r>
+        <w:rPr>
+          <w:rFonts w:ascii="Times New Roman" w:hAnsi="Times New Roman" w:cs="Times New Roman"/>
+        </w:rPr>
+        <w:t>(</w:t>
+      </w:r>
+      <w:proofErr w:type="gramStart"/>
+      <w:r>
+        <w:rPr>
+          <w:rFonts w:ascii="Times New Roman" w:hAnsi="Times New Roman" w:cs="Times New Roman"/>
+        </w:rPr>
+        <w:t>root,text</w:t>
+      </w:r>
+      <w:proofErr w:type="gramEnd"/>
+      <w:r>
+        <w:rPr>
+          <w:rFonts w:ascii="Times New Roman" w:hAnsi="Times New Roman" w:cs="Times New Roman"/>
+        </w:rPr>
+        <w:t>="Sci</w:t>
+      </w:r>
+      <w:proofErr w:type="gramStart"/>
+      <w:r>
+        <w:rPr>
+          <w:rFonts w:ascii="Times New Roman" w:hAnsi="Times New Roman" w:cs="Times New Roman"/>
+        </w:rPr>
+        <w:t>",variable</w:t>
+      </w:r>
+      <w:proofErr w:type="gramEnd"/>
+      <w:r>
+        <w:rPr>
+          <w:rFonts w:ascii="Times New Roman" w:hAnsi="Times New Roman" w:cs="Times New Roman"/>
+        </w:rPr>
+        <w:t xml:space="preserve"> = sci_var</w:t>
+      </w:r>
+      <w:proofErr w:type="gramStart"/>
+      <w:r>
+        <w:rPr>
+          <w:rFonts w:ascii="Times New Roman" w:hAnsi="Times New Roman" w:cs="Times New Roman"/>
+        </w:rPr>
+        <w:t>).place</w:t>
+      </w:r>
+      <w:proofErr w:type="gramEnd"/>
+      <w:r>
+        <w:rPr>
+          <w:rFonts w:ascii="Times New Roman" w:hAnsi="Times New Roman" w:cs="Times New Roman"/>
+        </w:rPr>
+        <w:t>(x=</w:t>
+      </w:r>
+      <w:proofErr w:type="gramStart"/>
+      <w:r>
+        <w:rPr>
+          <w:rFonts w:ascii="Times New Roman" w:hAnsi="Times New Roman" w:cs="Times New Roman"/>
+        </w:rPr>
+        <w:t>120,y</w:t>
+      </w:r>
+      <w:proofErr w:type="gramEnd"/>
+      <w:r>
+        <w:rPr>
+          <w:rFonts w:ascii="Times New Roman" w:hAnsi="Times New Roman" w:cs="Times New Roman"/>
+        </w:rPr>
+        <w:t>=200)</w:t>
+      </w:r>
+    </w:p>
+    <w:p>
+      <w:pPr>
+        <w:rPr>
+          <w:rFonts w:ascii="Times New Roman" w:hAnsi="Times New Roman" w:cs="Times New Roman"/>
+        </w:rPr>
+      </w:pPr>
+    </w:p>
+    <w:p>
+      <w:pPr>
+        <w:rPr>
+          <w:rFonts w:ascii="Times New Roman" w:hAnsi="Times New Roman" w:cs="Times New Roman"/>
+        </w:rPr>
+      </w:pPr>
+      <w:proofErr w:type="gramStart"/>
+      <w:r>
+        <w:rPr>
+          <w:rFonts w:ascii="Times New Roman" w:hAnsi="Times New Roman" w:cs="Times New Roman"/>
+        </w:rPr>
+        <w:t>tk.Label</w:t>
+      </w:r>
+      <w:proofErr w:type="gramEnd"/>
+      <w:r>
+        <w:rPr>
+          <w:rFonts w:ascii="Times New Roman" w:hAnsi="Times New Roman" w:cs="Times New Roman"/>
+        </w:rPr>
+        <w:t>(root, text="Grade:"</w:t>
+      </w:r>
+      <w:proofErr w:type="gramStart"/>
+      <w:r>
+        <w:rPr>
+          <w:rFonts w:ascii="Times New Roman" w:hAnsi="Times New Roman" w:cs="Times New Roman"/>
+        </w:rPr>
+        <w:t>).place</w:t>
+      </w:r>
+      <w:proofErr w:type="gramEnd"/>
+      <w:r>
+        <w:rPr>
+          <w:rFonts w:ascii="Times New Roman" w:hAnsi="Times New Roman" w:cs="Times New Roman"/>
+        </w:rPr>
+        <w:t>(x=</w:t>
+      </w:r>
+      <w:proofErr w:type="gramStart"/>
+      <w:r>
+        <w:rPr>
+          <w:rFonts w:ascii="Times New Roman" w:hAnsi="Times New Roman" w:cs="Times New Roman"/>
+        </w:rPr>
+        <w:t>20,y</w:t>
+      </w:r>
+      <w:proofErr w:type="gramEnd"/>
+      <w:r>
+        <w:rPr>
+          <w:rFonts w:ascii="Times New Roman" w:hAnsi="Times New Roman" w:cs="Times New Roman"/>
+        </w:rPr>
+        <w:t>=240)</w:t>
+      </w:r>
+    </w:p>
+    <w:p>
+      <w:pPr>
+        <w:rPr>
+          <w:rFonts w:ascii="Times New Roman" w:hAnsi="Times New Roman" w:cs="Times New Roman"/>
+        </w:rPr>
+      </w:pPr>
+      <w:r>
+        <w:rPr>
+          <w:rFonts w:ascii="Times New Roman" w:hAnsi="Times New Roman" w:cs="Times New Roman"/>
+        </w:rPr>
+        <w:t xml:space="preserve">grade_combobox = </w:t>
+      </w:r>
+      <w:proofErr w:type="gramStart"/>
+      <w:r>
+        <w:rPr>
+          <w:rFonts w:ascii="Times New Roman" w:hAnsi="Times New Roman" w:cs="Times New Roman"/>
+        </w:rPr>
+        <w:t>ttk.Combobox</w:t>
+      </w:r>
+      <w:proofErr w:type="gramEnd"/>
+      <w:r>
+        <w:rPr>
+          <w:rFonts w:ascii="Times New Roman" w:hAnsi="Times New Roman" w:cs="Times New Roman"/>
+        </w:rPr>
+        <w:t>(root, values = ["A","B","C","D","E"</w:t>
+      </w:r>
+      <w:proofErr w:type="gramStart"/>
+      <w:r>
+        <w:rPr>
+          <w:rFonts w:ascii="Times New Roman" w:hAnsi="Times New Roman" w:cs="Times New Roman"/>
+        </w:rPr>
+        <w:t>],state</w:t>
+      </w:r>
+      <w:proofErr w:type="gramEnd"/>
+      <w:r>
+        <w:rPr>
+          <w:rFonts w:ascii="Times New Roman" w:hAnsi="Times New Roman" w:cs="Times New Roman"/>
+        </w:rPr>
+        <w:t xml:space="preserve"> = "readonly")</w:t>
+      </w:r>
+    </w:p>
+    <w:p>
+      <w:pPr>
+        <w:rPr>
+          <w:rFonts w:ascii="Times New Roman" w:hAnsi="Times New Roman" w:cs="Times New Roman"/>
+        </w:rPr>
+      </w:pPr>
+      <w:r>
+        <w:rPr>
+          <w:rFonts w:ascii="Times New Roman" w:hAnsi="Times New Roman" w:cs="Times New Roman"/>
+        </w:rPr>
+        <w:t>grade_</w:t>
+      </w:r>
+      <w:proofErr w:type="gramStart"/>
+      <w:r>
+        <w:rPr>
+          <w:rFonts w:ascii="Times New Roman" w:hAnsi="Times New Roman" w:cs="Times New Roman"/>
+        </w:rPr>
+        <w:t>combobox.place</w:t>
+      </w:r>
+      <w:proofErr w:type="gramEnd"/>
+      <w:r>
+        <w:rPr>
+          <w:rFonts w:ascii="Times New Roman" w:hAnsi="Times New Roman" w:cs="Times New Roman"/>
+        </w:rPr>
+        <w:t>(x=</w:t>
+      </w:r>
+      <w:proofErr w:type="gramStart"/>
+      <w:r>
+        <w:rPr>
+          <w:rFonts w:ascii="Times New Roman" w:hAnsi="Times New Roman" w:cs="Times New Roman"/>
+        </w:rPr>
+        <w:t>150,y</w:t>
+      </w:r>
+      <w:proofErr w:type="gramEnd"/>
+      <w:r>
+        <w:rPr>
+          <w:rFonts w:ascii="Times New Roman" w:hAnsi="Times New Roman" w:cs="Times New Roman"/>
+        </w:rPr>
+        <w:t>=240)</w:t>
+      </w:r>
+    </w:p>
+    <w:p>
+      <w:pPr>
+        <w:rPr>
+          <w:rFonts w:ascii="Times New Roman" w:hAnsi="Times New Roman" w:cs="Times New Roman"/>
+        </w:rPr>
+      </w:pPr>
+    </w:p>
+    <w:p>
+      <w:pPr>
+        <w:rPr>
+          <w:rFonts w:ascii="Times New Roman" w:hAnsi="Times New Roman" w:cs="Times New Roman"/>
+        </w:rPr>
+      </w:pPr>
+      <w:r>
+        <w:rPr>
+          <w:rFonts w:ascii="Times New Roman" w:hAnsi="Times New Roman" w:cs="Times New Roman"/>
+        </w:rPr>
+        <w:t xml:space="preserve">submit_button = </w:t>
+      </w:r>
+      <w:proofErr w:type="gramStart"/>
+      <w:r>
+        <w:rPr>
+          <w:rFonts w:ascii="Times New Roman" w:hAnsi="Times New Roman" w:cs="Times New Roman"/>
+        </w:rPr>
+        <w:t>tk.Button</w:t>
+      </w:r>
+      <w:proofErr w:type="gramEnd"/>
+      <w:r>
+        <w:rPr>
+          <w:rFonts w:ascii="Times New Roman" w:hAnsi="Times New Roman" w:cs="Times New Roman"/>
+        </w:rPr>
+        <w:t>(root, text = "Submit", command = submit_form)</w:t>
+      </w:r>
+    </w:p>
+    <w:p>
+      <w:pPr>
+        <w:rPr>
+          <w:rFonts w:ascii="Times New Roman" w:hAnsi="Times New Roman" w:cs="Times New Roman"/>
+        </w:rPr>
+      </w:pPr>
+      <w:r>
+        <w:rPr>
+          <w:rFonts w:ascii="Times New Roman" w:hAnsi="Times New Roman" w:cs="Times New Roman"/>
+        </w:rPr>
+        <w:t>submit_</w:t>
+      </w:r>
+      <w:proofErr w:type="gramStart"/>
+      <w:r>
+        <w:rPr>
+          <w:rFonts w:ascii="Times New Roman" w:hAnsi="Times New Roman" w:cs="Times New Roman"/>
+        </w:rPr>
+        <w:t>button.place</w:t>
+      </w:r>
+      <w:proofErr w:type="gramEnd"/>
+      <w:r>
+        <w:rPr>
+          <w:rFonts w:ascii="Times New Roman" w:hAnsi="Times New Roman" w:cs="Times New Roman"/>
+        </w:rPr>
+        <w:t>(x=150, y=280)</w:t>
+      </w:r>
+    </w:p>
+    <w:p>
+      <w:pPr>
+        <w:rPr>
+          <w:rFonts w:ascii="Times New Roman" w:hAnsi="Times New Roman" w:cs="Times New Roman"/>
+        </w:rPr>
+      </w:pPr>
+    </w:p>
+    <w:p>
+      <w:pPr>
+        <w:rPr>
+          <w:rFonts w:ascii="Times New Roman" w:hAnsi="Times New Roman" w:cs="Times New Roman"/>
+        </w:rPr>
+      </w:pPr>
+      <w:r>
+        <w:rPr>
+          <w:rFonts w:ascii="Times New Roman" w:hAnsi="Times New Roman" w:cs="Times New Roman"/>
+        </w:rPr>
+        <w:lastRenderedPageBreak/>
+        <w:t xml:space="preserve">textbox = </w:t>
+      </w:r>
+      <w:proofErr w:type="gramStart"/>
+      <w:r>
+        <w:rPr>
+          <w:rFonts w:ascii="Times New Roman" w:hAnsi="Times New Roman" w:cs="Times New Roman"/>
+        </w:rPr>
+        <w:t>tk.Text</w:t>
+      </w:r>
+      <w:proofErr w:type="gramEnd"/>
+      <w:r>
+        <w:rPr>
+          <w:rFonts w:ascii="Times New Roman" w:hAnsi="Times New Roman" w:cs="Times New Roman"/>
+        </w:rPr>
+        <w:t>(root, width = 40, height = 10)</w:t>
+      </w:r>
+    </w:p>
+    <w:p>
+      <w:pPr>
+        <w:rPr>
+          <w:rFonts w:ascii="Times New Roman" w:hAnsi="Times New Roman" w:cs="Times New Roman"/>
+        </w:rPr>
+      </w:pPr>
+      <w:proofErr w:type="gramStart"/>
+      <w:r>
+        <w:rPr>
+          <w:rFonts w:ascii="Times New Roman" w:hAnsi="Times New Roman" w:cs="Times New Roman"/>
+        </w:rPr>
+        <w:t>textbox.place</w:t>
+      </w:r>
+      <w:proofErr w:type="gramEnd"/>
+      <w:r>
+        <w:rPr>
+          <w:rFonts w:ascii="Times New Roman" w:hAnsi="Times New Roman" w:cs="Times New Roman"/>
+        </w:rPr>
+        <w:t>(x=</w:t>
+      </w:r>
+      <w:proofErr w:type="gramStart"/>
+      <w:r>
+        <w:rPr>
+          <w:rFonts w:ascii="Times New Roman" w:hAnsi="Times New Roman" w:cs="Times New Roman"/>
+        </w:rPr>
+        <w:t>20,y</w:t>
+      </w:r>
+      <w:proofErr w:type="gramEnd"/>
+      <w:r>
+        <w:rPr>
+          <w:rFonts w:ascii="Times New Roman" w:hAnsi="Times New Roman" w:cs="Times New Roman"/>
+        </w:rPr>
+        <w:t>=320)</w:t>
+      </w:r>
+    </w:p>
+    <w:p>
+      <w:pPr>
+        <w:rPr>
+          <w:rFonts w:ascii="Times New Roman" w:hAnsi="Times New Roman" w:cs="Times New Roman"/>
+        </w:rPr>
+      </w:pPr>
+    </w:p>
+    <w:p>
+      <w:pPr>
+        <w:rPr>
+          <w:rFonts w:ascii="Times New Roman" w:hAnsi="Times New Roman" w:cs="Times New Roman"/>
+        </w:rPr>
+      </w:pPr>
+      <w:proofErr w:type="gramStart"/>
+      <w:r>
+        <w:rPr>
+          <w:rFonts w:ascii="Times New Roman" w:hAnsi="Times New Roman" w:cs="Times New Roman"/>
+        </w:rPr>
+        <w:t>root.mainloop</w:t>
+      </w:r>
+      <w:proofErr w:type="gramEnd"/>
+      <w:r>
+        <w:rPr>
+          <w:rFonts w:ascii="Times New Roman" w:hAnsi="Times New Roman" w:cs="Times New Roman"/>
+        </w:rPr>
+        <w:t>()</w:t>
       </w:r>
       <w:r>
         <w:rPr>
